--- a/workingfile/Phieu_Khao_Sat_Chinh_Thuc_VietinBank.docx
+++ b/workingfile/Phieu_Khao_Sat_Chinh_Thuc_VietinBank.docx
@@ -12,7 +12,7 @@
           <w:b/>
           <w:i w:val="0"/>
           <w:color w:val="003366"/>
-          <w:sz w:val="24"/>
+          <w:sz w:val="23"/>
         </w:rPr>
         <w:t>NGÂN HÀNG TMCP CÔNG THƯƠNG VIỆT NAM (VIETINBANK)</w:t>
       </w:r>
@@ -27,7 +27,7 @@
           <w:b/>
           <w:i/>
           <w:color w:val="003366"/>
-          <w:sz w:val="22"/>
+          <w:sz w:val="21"/>
         </w:rPr>
         <w:t>KHẢO SÁT Ý KIẾN KHÁCH HÀNG DOANH NGHIỆP VỀ DỊCH VỤ BẢO LÃNH</w:t>
       </w:r>
@@ -49,16 +49,57 @@
     </w:p>
     <w:p>
       <w:pPr>
-        <w:spacing w:after="240"/>
+        <w:spacing w:after="200"/>
         <w:jc w:val="center"/>
       </w:pPr>
       <w:r>
         <w:rPr>
           <w:b w:val="0"/>
           <w:i/>
-          <w:sz w:val="23"/>
+          <w:sz w:val="22"/>
         </w:rPr>
         <w:t>Các yếu tố ảnh hưởng đến quyết định lựa chọn dịch vụ bảo lãnh ngân hàng của khách hàng doanh nghiệp tại VietinBank</w:t>
+      </w:r>
+    </w:p>
+    <w:p>
+      <w:pPr>
+        <w:spacing w:after="60"/>
+      </w:pPr>
+      <w:r>
+        <w:rPr>
+          <w:b/>
+          <w:i w:val="0"/>
+          <w:sz w:val="22"/>
+        </w:rPr>
+        <w:t>Kính gửi Quý Doanh nghiệp,</w:t>
+      </w:r>
+    </w:p>
+    <w:p>
+      <w:pPr>
+        <w:spacing w:after="60"/>
+        <w:jc w:val="both"/>
+      </w:pPr>
+      <w:r>
+        <w:rPr>
+          <w:b w:val="0"/>
+          <w:i w:val="0"/>
+          <w:sz w:val="22"/>
+        </w:rPr>
+        <w:t>Nhằm nâng cao chất lượng dịch vụ bảo lãnh, chúng tôi tiến hành khảo sát này. Phiếu gồm 01 câu sàng lọc, 06 câu thông tin chung, 32 câu đánh giá theo thang điểm và 01 câu ước tính tỷ trọng — thời gian hoàn thành khoảng 7 phút.</w:t>
+      </w:r>
+    </w:p>
+    <w:p>
+      <w:pPr>
+        <w:spacing w:after="200"/>
+        <w:jc w:val="both"/>
+      </w:pPr>
+      <w:r>
+        <w:rPr>
+          <w:b w:val="0"/>
+          <w:i w:val="0"/>
+          <w:sz w:val="22"/>
+        </w:rPr>
+        <w:t>Toàn bộ thông tin Quý Doanh nghiệp cung cấp được giữ bí mật tuyệt đối, không nêu danh tính doanh nghiệp hay người trả lời ở bất kỳ khâu nào, và chỉ sử dụng cho mục đích phân tích tổng hợp.</w:t>
       </w:r>
     </w:p>
     <w:p>
@@ -69,51 +110,10 @@
         <w:rPr>
           <w:b/>
           <w:i w:val="0"/>
-          <w:sz w:val="23"/>
+          <w:color w:val="003366"/>
+          <w:sz w:val="24"/>
         </w:rPr>
-        <w:t>Kính gửi Quý Doanh nghiệp,</w:t>
-      </w:r>
-    </w:p>
-    <w:p>
-      <w:pPr>
-        <w:spacing w:after="80"/>
-        <w:jc w:val="both"/>
-      </w:pPr>
-      <w:r>
-        <w:rPr>
-          <w:b w:val="0"/>
-          <w:i w:val="0"/>
-          <w:sz w:val="23"/>
-        </w:rPr>
-        <w:t>Nhằm nâng cao chất lượng dịch vụ bảo lãnh và thiết kế các gói sản phẩm phù hợp hơn với nhu cầu của Quý Doanh nghiệp, chúng tôi tiến hành cuộc khảo sát này. Kính mong Quý Doanh nghiệp dành ít phút đưa ra đánh giá khách quan. Phiếu gồm 06 câu thông tin chung và 25 câu đánh giá theo thang điểm, tổng cộng 31 câu, thời gian hoàn thành khoảng 5–7 phút.</w:t>
-      </w:r>
-    </w:p>
-    <w:p>
-      <w:pPr>
-        <w:spacing w:after="240"/>
-        <w:jc w:val="both"/>
-      </w:pPr>
-      <w:r>
-        <w:rPr>
-          <w:b w:val="0"/>
-          <w:i w:val="0"/>
-          <w:sz w:val="23"/>
-        </w:rPr>
-        <w:t>Toàn bộ thông tin Quý Doanh nghiệp cung cấp được giữ bí mật tuyệt đối và chỉ sử dụng cho mục đích phân tích tổng hợp phục vụ nghiên cứu. Xin chân thành cảm ơn sự hợp tác của Quý Doanh nghiệp.</w:t>
-      </w:r>
-    </w:p>
-    <w:p>
-      <w:pPr>
-        <w:spacing w:after="160"/>
-      </w:pPr>
-      <w:r>
-        <w:rPr>
-          <w:b/>
-          <w:i w:val="0"/>
-          <w:color w:val="003366"/>
-          <w:sz w:val="25"/>
-        </w:rPr>
-        <w:t>PHẦN I: THÔNG TIN CHUNG VỀ DOANH NGHIỆP</w:t>
+        <w:t>PHẦN A: CÂU HỎI SÀNG LỌC</w:t>
       </w:r>
     </w:p>
     <w:p>
@@ -124,9 +124,9 @@
         <w:rPr>
           <w:b/>
           <w:i w:val="0"/>
-          <w:sz w:val="23"/>
+          <w:sz w:val="22"/>
         </w:rPr>
-        <w:t>1. Loại hình sở hữu của Doanh nghiệp:</w:t>
+        <w:t>S1. Trong 12 tháng gần đây, Doanh nghiệp có phát hành thư bảo lãnh nào tại VietinBank không?</w:t>
       </w:r>
     </w:p>
     <w:p>
@@ -137,7 +137,60 @@
         <w:rPr>
           <w:b w:val="0"/>
           <w:i w:val="0"/>
-          <w:sz w:val="23"/>
+          <w:sz w:val="22"/>
+        </w:rPr>
+        <w:t xml:space="preserve">      [   ]   Có (đề nghị tiếp tục trả lời phiếu)</w:t>
+      </w:r>
+    </w:p>
+    <w:p>
+      <w:pPr>
+        <w:spacing w:after="200"/>
+      </w:pPr>
+      <w:r>
+        <w:rPr>
+          <w:b w:val="0"/>
+          <w:i w:val="0"/>
+          <w:sz w:val="22"/>
+        </w:rPr>
+        <w:t xml:space="preserve">      [   ]   Không (xin dừng tại đây — chân thành cảm ơn Quý Doanh nghiệp)</w:t>
+      </w:r>
+    </w:p>
+    <w:p>
+      <w:pPr>
+        <w:spacing w:after="80"/>
+      </w:pPr>
+      <w:r>
+        <w:rPr>
+          <w:b/>
+          <w:i w:val="0"/>
+          <w:color w:val="003366"/>
+          <w:sz w:val="24"/>
+        </w:rPr>
+        <w:t>PHẦN B: THÔNG TIN CHUNG VỀ DOANH NGHIỆP</w:t>
+      </w:r>
+    </w:p>
+    <w:p>
+      <w:pPr>
+        <w:spacing w:after="40"/>
+      </w:pPr>
+      <w:r>
+        <w:rPr>
+          <w:b/>
+          <w:i w:val="0"/>
+          <w:sz w:val="22"/>
+        </w:rPr>
+        <w:t>Q1. Loại hình sở hữu của Doanh nghiệp:</w:t>
+      </w:r>
+    </w:p>
+    <w:p>
+      <w:pPr>
+        <w:spacing w:after="20"/>
+      </w:pPr>
+      <w:r>
+        <w:rPr>
+          <w:b w:val="0"/>
+          <w:i w:val="0"/>
+          <w:sz w:val="22"/>
         </w:rPr>
         <w:t xml:space="preserve">      [   ]   Doanh nghiệp tư nhân / Công ty TNHH</w:t>
       </w:r>
@@ -150,7 +203,7 @@
         <w:rPr>
           <w:b w:val="0"/>
           <w:i w:val="0"/>
-          <w:sz w:val="23"/>
+          <w:sz w:val="22"/>
         </w:rPr>
         <w:t xml:space="preserve">      [   ]   Công ty cổ phần (ngoài nhà nước)</w:t>
       </w:r>
@@ -163,7 +216,7 @@
         <w:rPr>
           <w:b w:val="0"/>
           <w:i w:val="0"/>
-          <w:sz w:val="23"/>
+          <w:sz w:val="22"/>
         </w:rPr>
         <w:t xml:space="preserve">      [   ]   Doanh nghiệp nhà nước / có vốn nhà nước chi phối</w:t>
       </w:r>
@@ -176,20 +229,20 @@
         <w:rPr>
           <w:b w:val="0"/>
           <w:i w:val="0"/>
-          <w:sz w:val="23"/>
+          <w:sz w:val="22"/>
         </w:rPr>
         <w:t xml:space="preserve">      [   ]   Doanh nghiệp có vốn đầu tư nước ngoài (FDI)</w:t>
       </w:r>
     </w:p>
     <w:p>
       <w:pPr>
-        <w:spacing w:after="160"/>
+        <w:spacing w:after="140"/>
       </w:pPr>
       <w:r>
         <w:rPr>
           <w:b w:val="0"/>
           <w:i w:val="0"/>
-          <w:sz w:val="23"/>
+          <w:sz w:val="22"/>
         </w:rPr>
         <w:t xml:space="preserve">      [   ]   Loại hình khác</w:t>
       </w:r>
@@ -202,9 +255,9 @@
         <w:rPr>
           <w:b/>
           <w:i w:val="0"/>
-          <w:sz w:val="23"/>
+          <w:sz w:val="22"/>
         </w:rPr>
-        <w:t>2. Quy mô doanh thu năm gần nhất:</w:t>
+        <w:t>Q2. Doanh thu năm gần nhất của Doanh nghiệp:</w:t>
       </w:r>
     </w:p>
     <w:p>
@@ -215,7 +268,7 @@
         <w:rPr>
           <w:b w:val="0"/>
           <w:i w:val="0"/>
-          <w:sz w:val="23"/>
+          <w:sz w:val="22"/>
         </w:rPr>
         <w:t xml:space="preserve">      [   ]   Dưới 20 tỷ VNĐ</w:t>
       </w:r>
@@ -228,7 +281,7 @@
         <w:rPr>
           <w:b w:val="0"/>
           <w:i w:val="0"/>
-          <w:sz w:val="23"/>
+          <w:sz w:val="22"/>
         </w:rPr>
         <w:t xml:space="preserve">      [   ]   Từ 20 đến dưới 100 tỷ VNĐ</w:t>
       </w:r>
@@ -241,20 +294,20 @@
         <w:rPr>
           <w:b w:val="0"/>
           <w:i w:val="0"/>
-          <w:sz w:val="23"/>
+          <w:sz w:val="22"/>
         </w:rPr>
         <w:t xml:space="preserve">      [   ]   Từ 100 đến dưới 500 tỷ VNĐ</w:t>
       </w:r>
     </w:p>
     <w:p>
       <w:pPr>
-        <w:spacing w:after="160"/>
+        <w:spacing w:after="140"/>
       </w:pPr>
       <w:r>
         <w:rPr>
           <w:b w:val="0"/>
           <w:i w:val="0"/>
-          <w:sz w:val="23"/>
+          <w:sz w:val="22"/>
         </w:rPr>
         <w:t xml:space="preserve">      [   ]   Từ 500 tỷ VNĐ trở lên</w:t>
       </w:r>
@@ -267,9 +320,9 @@
         <w:rPr>
           <w:b/>
           <w:i w:val="0"/>
-          <w:sz w:val="23"/>
+          <w:sz w:val="22"/>
         </w:rPr>
-        <w:t>3. Thâm niên hoạt động của Doanh nghiệp:</w:t>
+        <w:t>Q3. Thời gian hoạt động của Doanh nghiệp:</w:t>
       </w:r>
     </w:p>
     <w:p>
@@ -280,7 +333,7 @@
         <w:rPr>
           <w:b w:val="0"/>
           <w:i w:val="0"/>
-          <w:sz w:val="23"/>
+          <w:sz w:val="22"/>
         </w:rPr>
         <w:t xml:space="preserve">      [   ]   Dưới 3 năm</w:t>
       </w:r>
@@ -293,7 +346,7 @@
         <w:rPr>
           <w:b w:val="0"/>
           <w:i w:val="0"/>
-          <w:sz w:val="23"/>
+          <w:sz w:val="22"/>
         </w:rPr>
         <w:t xml:space="preserve">      [   ]   Từ 3 đến dưới 5 năm</w:t>
       </w:r>
@@ -306,20 +359,20 @@
         <w:rPr>
           <w:b w:val="0"/>
           <w:i w:val="0"/>
-          <w:sz w:val="23"/>
+          <w:sz w:val="22"/>
         </w:rPr>
         <w:t xml:space="preserve">      [   ]   Từ 5 đến dưới 10 năm</w:t>
       </w:r>
     </w:p>
     <w:p>
       <w:pPr>
-        <w:spacing w:after="160"/>
+        <w:spacing w:after="140"/>
       </w:pPr>
       <w:r>
         <w:rPr>
           <w:b w:val="0"/>
           <w:i w:val="0"/>
-          <w:sz w:val="23"/>
+          <w:sz w:val="22"/>
         </w:rPr>
         <w:t xml:space="preserve">      [   ]   Từ 10 năm trở lên</w:t>
       </w:r>
@@ -332,9 +385,9 @@
         <w:rPr>
           <w:b/>
           <w:i w:val="0"/>
-          <w:sz w:val="23"/>
+          <w:sz w:val="22"/>
         </w:rPr>
-        <w:t>4. Loại bảo lãnh Doanh nghiệp sử dụng NHIỀU NHẤT tại VietinBank (chỉ chọn 01 phương án):</w:t>
+        <w:t>Q4. Loại bảo lãnh Doanh nghiệp sử dụng NHIỀU NHẤT tại VietinBank (chỉ chọn 01):</w:t>
       </w:r>
     </w:p>
     <w:p>
@@ -345,7 +398,7 @@
         <w:rPr>
           <w:b w:val="0"/>
           <w:i w:val="0"/>
-          <w:sz w:val="23"/>
+          <w:sz w:val="22"/>
         </w:rPr>
         <w:t xml:space="preserve">      [   ]   Bảo lãnh dự thầu (TG)</w:t>
       </w:r>
@@ -358,7 +411,7 @@
         <w:rPr>
           <w:b w:val="0"/>
           <w:i w:val="0"/>
-          <w:sz w:val="23"/>
+          <w:sz w:val="22"/>
         </w:rPr>
         <w:t xml:space="preserve">      [   ]   Bảo lãnh thực hiện hợp đồng (PG)</w:t>
       </w:r>
@@ -371,7 +424,7 @@
         <w:rPr>
           <w:b w:val="0"/>
           <w:i w:val="0"/>
-          <w:sz w:val="23"/>
+          <w:sz w:val="22"/>
         </w:rPr>
         <w:t xml:space="preserve">      [   ]   Bảo lãnh tạm ứng (APG)</w:t>
       </w:r>
@@ -384,22 +437,22 @@
         <w:rPr>
           <w:b w:val="0"/>
           <w:i w:val="0"/>
-          <w:sz w:val="23"/>
+          <w:sz w:val="22"/>
         </w:rPr>
         <w:t xml:space="preserve">      [   ]   Bảo lãnh thanh toán (BG)</w:t>
       </w:r>
     </w:p>
     <w:p>
       <w:pPr>
-        <w:spacing w:after="160"/>
+        <w:spacing w:after="140"/>
       </w:pPr>
       <w:r>
         <w:rPr>
           <w:b w:val="0"/>
           <w:i w:val="0"/>
-          <w:sz w:val="23"/>
+          <w:sz w:val="22"/>
         </w:rPr>
-        <w:t xml:space="preserve">      [   ]   Loại bảo lãnh khác (bảo hành, tái bảo lãnh...)</w:t>
+        <w:t xml:space="preserve">      [   ]   Loại khác (bảo hành, tái bảo lãnh...)</w:t>
       </w:r>
     </w:p>
     <w:p>
@@ -410,9 +463,9 @@
         <w:rPr>
           <w:b/>
           <w:i w:val="0"/>
-          <w:sz w:val="23"/>
+          <w:sz w:val="22"/>
         </w:rPr>
-        <w:t>5. Hiện Doanh nghiệp đang sử dụng dịch vụ bảo lãnh tại bao nhiêu ngân hàng?</w:t>
+        <w:t>Q5. Hiện Doanh nghiệp sử dụng dịch vụ bảo lãnh tại bao nhiêu ngân hàng?</w:t>
       </w:r>
     </w:p>
     <w:p>
@@ -423,7 +476,7 @@
         <w:rPr>
           <w:b w:val="0"/>
           <w:i w:val="0"/>
-          <w:sz w:val="23"/>
+          <w:sz w:val="22"/>
         </w:rPr>
         <w:t xml:space="preserve">      [   ]   Chỉ duy nhất VietinBank</w:t>
       </w:r>
@@ -436,7 +489,7 @@
         <w:rPr>
           <w:b w:val="0"/>
           <w:i w:val="0"/>
-          <w:sz w:val="23"/>
+          <w:sz w:val="22"/>
         </w:rPr>
         <w:t xml:space="preserve">      [   ]   02 ngân hàng</w:t>
       </w:r>
@@ -449,20 +502,20 @@
         <w:rPr>
           <w:b w:val="0"/>
           <w:i w:val="0"/>
-          <w:sz w:val="23"/>
+          <w:sz w:val="22"/>
         </w:rPr>
         <w:t xml:space="preserve">      [   ]   03 ngân hàng</w:t>
       </w:r>
     </w:p>
     <w:p>
       <w:pPr>
-        <w:spacing w:after="160"/>
+        <w:spacing w:after="140"/>
       </w:pPr>
       <w:r>
         <w:rPr>
           <w:b w:val="0"/>
           <w:i w:val="0"/>
-          <w:sz w:val="23"/>
+          <w:sz w:val="22"/>
         </w:rPr>
         <w:t xml:space="preserve">      [   ]   Từ 04 ngân hàng trở lên</w:t>
       </w:r>
@@ -475,9 +528,9 @@
         <w:rPr>
           <w:b/>
           <w:i w:val="0"/>
-          <w:sz w:val="23"/>
+          <w:sz w:val="22"/>
         </w:rPr>
-        <w:t>6. Chức danh của Người đại diện trả lời phiếu:</w:t>
+        <w:t>Q6. Chức danh của người trả lời phiếu:</w:t>
       </w:r>
     </w:p>
     <w:p>
@@ -488,7 +541,7 @@
         <w:rPr>
           <w:b w:val="0"/>
           <w:i w:val="0"/>
-          <w:sz w:val="23"/>
+          <w:sz w:val="22"/>
         </w:rPr>
         <w:t xml:space="preserve">      [   ]   Ban Giám đốc / CFO</w:t>
       </w:r>
@@ -501,7 +554,7 @@
         <w:rPr>
           <w:b w:val="0"/>
           <w:i w:val="0"/>
-          <w:sz w:val="23"/>
+          <w:sz w:val="22"/>
         </w:rPr>
         <w:t xml:space="preserve">      [   ]   Kế toán trưởng / Trưởng phòng Tài chính</w:t>
       </w:r>
@@ -514,47 +567,61 @@
         <w:rPr>
           <w:b w:val="0"/>
           <w:i w:val="0"/>
-          <w:sz w:val="23"/>
+          <w:sz w:val="22"/>
         </w:rPr>
         <w:t xml:space="preserve">      [   ]   Trưởng phòng Đấu thầu / Mua hàng</w:t>
       </w:r>
     </w:p>
     <w:p>
       <w:pPr>
-        <w:spacing w:after="160"/>
+        <w:spacing w:after="140"/>
       </w:pPr>
       <w:r>
         <w:rPr>
           <w:b w:val="0"/>
           <w:i w:val="0"/>
-          <w:sz w:val="23"/>
+          <w:sz w:val="22"/>
         </w:rPr>
         <w:t xml:space="preserve">      [   ]   Chuyên viên phụ trách bảo lãnh</w:t>
       </w:r>
     </w:p>
     <w:p>
       <w:pPr>
-        <w:spacing w:after="80"/>
+        <w:spacing w:after="60"/>
       </w:pPr>
       <w:r>
         <w:rPr>
           <w:b/>
           <w:i w:val="0"/>
           <w:color w:val="003366"/>
-          <w:sz w:val="25"/>
+          <w:sz w:val="24"/>
         </w:rPr>
-        <w:t>PHẦN II: ĐÁNH GIÁ CÁC YẾU TỐ (THANG ĐO LIKERT 5 MỨC ĐỘ)</w:t>
+        <w:t>PHẦN C: ĐÁNH GIÁ CHẤT LƯỢNG DỊCH VỤ BẢO LÃNH</w:t>
       </w:r>
     </w:p>
     <w:p>
       <w:pPr>
-        <w:spacing w:after="160"/>
+        <w:spacing w:after="60"/>
+        <w:jc w:val="both"/>
       </w:pPr>
       <w:r>
         <w:rPr>
           <w:b w:val="0"/>
           <w:i/>
-          <w:sz w:val="22"/>
+          <w:sz w:val="21"/>
+        </w:rPr>
+        <w:t>Đề nghị Quý Doanh nghiệp đánh giá dựa trên trải nghiệm giao dịch bảo lãnh tại VietinBank trong 12 tháng gần đây.</w:t>
+      </w:r>
+    </w:p>
+    <w:p>
+      <w:pPr>
+        <w:spacing w:after="120"/>
+      </w:pPr>
+      <w:r>
+        <w:rPr>
+          <w:b w:val="0"/>
+          <w:i/>
+          <w:sz w:val="20"/>
         </w:rPr>
         <w:t>Quy ước:  1 – Hoàn toàn không đồng ý   |   2 – Không đồng ý   |   3 – Trung lập   |   4 – Đồng ý   |   5 – Hoàn toàn đồng ý</w:t>
       </w:r>
@@ -567,18 +634,19 @@
         <w:tblLook w:firstColumn="1" w:firstRow="1" w:lastColumn="0" w:lastRow="0" w:noHBand="0" w:noVBand="1" w:val="04A0"/>
       </w:tblPr>
       <w:tblGrid>
-        <w:gridCol w:w="1337"/>
-        <w:gridCol w:w="1337"/>
-        <w:gridCol w:w="1337"/>
-        <w:gridCol w:w="1337"/>
-        <w:gridCol w:w="1337"/>
-        <w:gridCol w:w="1337"/>
-        <w:gridCol w:w="1337"/>
+        <w:gridCol w:w="1206"/>
+        <w:gridCol w:w="1206"/>
+        <w:gridCol w:w="1206"/>
+        <w:gridCol w:w="1206"/>
+        <w:gridCol w:w="1206"/>
+        <w:gridCol w:w="1206"/>
+        <w:gridCol w:w="1206"/>
+        <w:gridCol w:w="1206"/>
       </w:tblGrid>
       <w:tr>
         <w:tc>
           <w:tcPr>
-            <w:tcW w:type="dxa" w:w="1080"/>
+            <w:tcW w:type="dxa" w:w="1037"/>
             <w:shd w:val="clear" w:color="auto" w:fill="D9D9D9"/>
           </w:tcPr>
           <w:p>
@@ -586,15 +654,15 @@
             <w:r>
               <w:rPr>
                 <w:b/>
-                <w:sz w:val="22"/>
+                <w:sz w:val="20"/>
               </w:rPr>
-              <w:t>Mã biến</w:t>
+              <w:t>Mã</w:t>
             </w:r>
           </w:p>
         </w:tc>
         <w:tc>
           <w:tcPr>
-            <w:tcW w:type="dxa" w:w="5544"/>
+            <w:tcW w:type="dxa" w:w="5112"/>
             <w:shd w:val="clear" w:color="auto" w:fill="D9D9D9"/>
           </w:tcPr>
           <w:p>
@@ -602,15 +670,15 @@
             <w:r>
               <w:rPr>
                 <w:b/>
-                <w:sz w:val="22"/>
+                <w:sz w:val="20"/>
               </w:rPr>
-              <w:t>Nội dung phát biểu đánh giá</w:t>
+              <w:t>Nội dung phát biểu</w:t>
             </w:r>
           </w:p>
         </w:tc>
         <w:tc>
           <w:tcPr>
-            <w:tcW w:type="dxa" w:w="432"/>
+            <w:tcW w:type="dxa" w:w="403"/>
             <w:shd w:val="clear" w:color="auto" w:fill="D9D9D9"/>
           </w:tcPr>
           <w:p>
@@ -621,7 +689,7 @@
             <w:r>
               <w:rPr>
                 <w:b/>
-                <w:sz w:val="21"/>
+                <w:sz w:val="17"/>
               </w:rPr>
               <w:t>1</w:t>
             </w:r>
@@ -629,7 +697,7 @@
         </w:tc>
         <w:tc>
           <w:tcPr>
-            <w:tcW w:type="dxa" w:w="432"/>
+            <w:tcW w:type="dxa" w:w="403"/>
             <w:shd w:val="clear" w:color="auto" w:fill="D9D9D9"/>
           </w:tcPr>
           <w:p>
@@ -640,7 +708,7 @@
             <w:r>
               <w:rPr>
                 <w:b/>
-                <w:sz w:val="21"/>
+                <w:sz w:val="17"/>
               </w:rPr>
               <w:t>2</w:t>
             </w:r>
@@ -648,7 +716,7 @@
         </w:tc>
         <w:tc>
           <w:tcPr>
-            <w:tcW w:type="dxa" w:w="432"/>
+            <w:tcW w:type="dxa" w:w="403"/>
             <w:shd w:val="clear" w:color="auto" w:fill="D9D9D9"/>
           </w:tcPr>
           <w:p>
@@ -659,7 +727,7 @@
             <w:r>
               <w:rPr>
                 <w:b/>
-                <w:sz w:val="21"/>
+                <w:sz w:val="17"/>
               </w:rPr>
               <w:t>3</w:t>
             </w:r>
@@ -667,7 +735,7 @@
         </w:tc>
         <w:tc>
           <w:tcPr>
-            <w:tcW w:type="dxa" w:w="432"/>
+            <w:tcW w:type="dxa" w:w="403"/>
             <w:shd w:val="clear" w:color="auto" w:fill="D9D9D9"/>
           </w:tcPr>
           <w:p>
@@ -678,7 +746,7 @@
             <w:r>
               <w:rPr>
                 <w:b/>
-                <w:sz w:val="21"/>
+                <w:sz w:val="17"/>
               </w:rPr>
               <w:t>4</w:t>
             </w:r>
@@ -686,7 +754,7 @@
         </w:tc>
         <w:tc>
           <w:tcPr>
-            <w:tcW w:type="dxa" w:w="432"/>
+            <w:tcW w:type="dxa" w:w="403"/>
             <w:shd w:val="clear" w:color="auto" w:fill="D9D9D9"/>
           </w:tcPr>
           <w:p>
@@ -697,9 +765,30 @@
             <w:r>
               <w:rPr>
                 <w:b/>
-                <w:sz w:val="21"/>
+                <w:sz w:val="17"/>
               </w:rPr>
               <w:t>5</w:t>
+            </w:r>
+          </w:p>
+        </w:tc>
+        <w:tc>
+          <w:tcPr>
+            <w:tcW w:type="dxa" w:w="792"/>
+            <w:shd w:val="clear" w:color="auto" w:fill="D9D9D9"/>
+          </w:tcPr>
+          <w:p>
+            <w:pPr>
+              <w:jc w:val="center"/>
+            </w:pPr>
+            <w:r/>
+            <w:r>
+              <w:rPr>
+                <w:b/>
+                <w:sz w:val="17"/>
+              </w:rPr>
+              <w:t>Chưa</w:t>
+              <w:br/>
+              <w:t>dùng</w:t>
             </w:r>
           </w:p>
         </w:tc>
@@ -707,8 +796,8 @@
       <w:tr>
         <w:tc>
           <w:tcPr>
-            <w:tcW w:type="dxa" w:w="9359"/>
-            <w:gridSpan w:val="7"/>
+            <w:tcW w:type="dxa" w:w="9648"/>
+            <w:gridSpan w:val="8"/>
             <w:shd w:val="clear" w:color="auto" w:fill="F2F2F2"/>
           </w:tcPr>
           <w:p>
@@ -717,9 +806,9 @@
               <w:rPr>
                 <w:b/>
                 <w:color w:val="003366"/>
-                <w:sz w:val="22"/>
+                <w:sz w:val="21"/>
               </w:rPr>
-              <w:t>I. Tính cạnh tranh của biểu phí bảo lãnh (COST_COMP)</w:t>
+              <w:t>I. Biểu phí bảo lãnh   (COST_COMP)</w:t>
             </w:r>
           </w:p>
         </w:tc>
@@ -727,14 +816,14 @@
       <w:tr>
         <w:tc>
           <w:tcPr>
-            <w:tcW w:type="dxa" w:w="1080"/>
+            <w:tcW w:type="dxa" w:w="1037"/>
           </w:tcPr>
           <w:p>
             <w:r/>
             <w:r>
               <w:rPr>
                 <w:b w:val="0"/>
-                <w:sz w:val="22"/>
+                <w:sz w:val="20"/>
               </w:rPr>
               <w:t>COMP1</w:t>
             </w:r>
@@ -742,14 +831,14 @@
         </w:tc>
         <w:tc>
           <w:tcPr>
-            <w:tcW w:type="dxa" w:w="5544"/>
+            <w:tcW w:type="dxa" w:w="5112"/>
           </w:tcPr>
           <w:p>
             <w:r/>
             <w:r>
               <w:rPr>
                 <w:b w:val="0"/>
-                <w:sz w:val="22"/>
+                <w:sz w:val="20"/>
               </w:rPr>
               <w:t>Mức phí phát hành bảo lãnh tại VietinBank là hợp lý so với chất lượng dịch vụ nhận được.</w:t>
             </w:r>
@@ -757,7 +846,7 @@
         </w:tc>
         <w:tc>
           <w:tcPr>
-            <w:tcW w:type="dxa" w:w="432"/>
+            <w:tcW w:type="dxa" w:w="403"/>
           </w:tcPr>
           <w:p>
             <w:pPr>
@@ -767,7 +856,7 @@
             <w:r>
               <w:rPr>
                 <w:b w:val="0"/>
-                <w:sz w:val="21"/>
+                <w:sz w:val="17"/>
               </w:rPr>
               <w:t>(  )</w:t>
             </w:r>
@@ -775,7 +864,7 @@
         </w:tc>
         <w:tc>
           <w:tcPr>
-            <w:tcW w:type="dxa" w:w="432"/>
+            <w:tcW w:type="dxa" w:w="403"/>
           </w:tcPr>
           <w:p>
             <w:pPr>
@@ -785,7 +874,7 @@
             <w:r>
               <w:rPr>
                 <w:b w:val="0"/>
-                <w:sz w:val="21"/>
+                <w:sz w:val="17"/>
               </w:rPr>
               <w:t>(  )</w:t>
             </w:r>
@@ -793,7 +882,7 @@
         </w:tc>
         <w:tc>
           <w:tcPr>
-            <w:tcW w:type="dxa" w:w="432"/>
+            <w:tcW w:type="dxa" w:w="403"/>
           </w:tcPr>
           <w:p>
             <w:pPr>
@@ -803,7 +892,7 @@
             <w:r>
               <w:rPr>
                 <w:b w:val="0"/>
-                <w:sz w:val="21"/>
+                <w:sz w:val="17"/>
               </w:rPr>
               <w:t>(  )</w:t>
             </w:r>
@@ -811,7 +900,7 @@
         </w:tc>
         <w:tc>
           <w:tcPr>
-            <w:tcW w:type="dxa" w:w="432"/>
+            <w:tcW w:type="dxa" w:w="403"/>
           </w:tcPr>
           <w:p>
             <w:pPr>
@@ -821,7 +910,7 @@
             <w:r>
               <w:rPr>
                 <w:b w:val="0"/>
-                <w:sz w:val="21"/>
+                <w:sz w:val="17"/>
               </w:rPr>
               <w:t>(  )</w:t>
             </w:r>
@@ -829,7 +918,7 @@
         </w:tc>
         <w:tc>
           <w:tcPr>
-            <w:tcW w:type="dxa" w:w="432"/>
+            <w:tcW w:type="dxa" w:w="403"/>
           </w:tcPr>
           <w:p>
             <w:pPr>
@@ -839,7 +928,1185 @@
             <w:r>
               <w:rPr>
                 <w:b w:val="0"/>
+                <w:sz w:val="17"/>
+              </w:rPr>
+              <w:t>(  )</w:t>
+            </w:r>
+          </w:p>
+        </w:tc>
+        <w:tc>
+          <w:tcPr>
+            <w:tcW w:type="dxa" w:w="792"/>
+          </w:tcPr>
+          <w:p>
+            <w:pPr>
+              <w:jc w:val="center"/>
+            </w:pPr>
+            <w:r/>
+            <w:r>
+              <w:rPr>
+                <w:b w:val="0"/>
+                <w:sz w:val="17"/>
+              </w:rPr>
+              <w:t>—</w:t>
+            </w:r>
+          </w:p>
+        </w:tc>
+      </w:tr>
+      <w:tr>
+        <w:tc>
+          <w:tcPr>
+            <w:tcW w:type="dxa" w:w="1037"/>
+          </w:tcPr>
+          <w:p>
+            <w:r/>
+            <w:r>
+              <w:rPr>
+                <w:b w:val="0"/>
+                <w:sz w:val="20"/>
+              </w:rPr>
+              <w:t>COMP2</w:t>
+            </w:r>
+          </w:p>
+        </w:tc>
+        <w:tc>
+          <w:tcPr>
+            <w:tcW w:type="dxa" w:w="5112"/>
+          </w:tcPr>
+          <w:p>
+            <w:r/>
+            <w:r>
+              <w:rPr>
+                <w:b w:val="0"/>
+                <w:sz w:val="20"/>
+              </w:rPr>
+              <w:t>Biểu phí bảo lãnh của VietinBank có tính cạnh tranh so với các ngân hàng khác.</w:t>
+            </w:r>
+          </w:p>
+        </w:tc>
+        <w:tc>
+          <w:tcPr>
+            <w:tcW w:type="dxa" w:w="403"/>
+          </w:tcPr>
+          <w:p>
+            <w:pPr>
+              <w:jc w:val="center"/>
+            </w:pPr>
+            <w:r/>
+            <w:r>
+              <w:rPr>
+                <w:b w:val="0"/>
+                <w:sz w:val="17"/>
+              </w:rPr>
+              <w:t>(  )</w:t>
+            </w:r>
+          </w:p>
+        </w:tc>
+        <w:tc>
+          <w:tcPr>
+            <w:tcW w:type="dxa" w:w="403"/>
+          </w:tcPr>
+          <w:p>
+            <w:pPr>
+              <w:jc w:val="center"/>
+            </w:pPr>
+            <w:r/>
+            <w:r>
+              <w:rPr>
+                <w:b w:val="0"/>
+                <w:sz w:val="17"/>
+              </w:rPr>
+              <w:t>(  )</w:t>
+            </w:r>
+          </w:p>
+        </w:tc>
+        <w:tc>
+          <w:tcPr>
+            <w:tcW w:type="dxa" w:w="403"/>
+          </w:tcPr>
+          <w:p>
+            <w:pPr>
+              <w:jc w:val="center"/>
+            </w:pPr>
+            <w:r/>
+            <w:r>
+              <w:rPr>
+                <w:b w:val="0"/>
+                <w:sz w:val="17"/>
+              </w:rPr>
+              <w:t>(  )</w:t>
+            </w:r>
+          </w:p>
+        </w:tc>
+        <w:tc>
+          <w:tcPr>
+            <w:tcW w:type="dxa" w:w="403"/>
+          </w:tcPr>
+          <w:p>
+            <w:pPr>
+              <w:jc w:val="center"/>
+            </w:pPr>
+            <w:r/>
+            <w:r>
+              <w:rPr>
+                <w:b w:val="0"/>
+                <w:sz w:val="17"/>
+              </w:rPr>
+              <w:t>(  )</w:t>
+            </w:r>
+          </w:p>
+        </w:tc>
+        <w:tc>
+          <w:tcPr>
+            <w:tcW w:type="dxa" w:w="403"/>
+          </w:tcPr>
+          <w:p>
+            <w:pPr>
+              <w:jc w:val="center"/>
+            </w:pPr>
+            <w:r/>
+            <w:r>
+              <w:rPr>
+                <w:b w:val="0"/>
+                <w:sz w:val="17"/>
+              </w:rPr>
+              <w:t>(  )</w:t>
+            </w:r>
+          </w:p>
+        </w:tc>
+        <w:tc>
+          <w:tcPr>
+            <w:tcW w:type="dxa" w:w="792"/>
+          </w:tcPr>
+          <w:p>
+            <w:pPr>
+              <w:jc w:val="center"/>
+            </w:pPr>
+            <w:r/>
+            <w:r>
+              <w:rPr>
+                <w:b w:val="0"/>
+                <w:sz w:val="17"/>
+              </w:rPr>
+              <w:t>—</w:t>
+            </w:r>
+          </w:p>
+        </w:tc>
+      </w:tr>
+      <w:tr>
+        <w:tc>
+          <w:tcPr>
+            <w:tcW w:type="dxa" w:w="1037"/>
+          </w:tcPr>
+          <w:p>
+            <w:r/>
+            <w:r>
+              <w:rPr>
+                <w:b w:val="0"/>
+                <w:sz w:val="20"/>
+              </w:rPr>
+              <w:t>COMP3</w:t>
+            </w:r>
+          </w:p>
+        </w:tc>
+        <w:tc>
+          <w:tcPr>
+            <w:tcW w:type="dxa" w:w="5112"/>
+          </w:tcPr>
+          <w:p>
+            <w:r/>
+            <w:r>
+              <w:rPr>
+                <w:b w:val="0"/>
+                <w:sz w:val="20"/>
+              </w:rPr>
+              <w:t>VietinBank có chính sách giảm phí cho khách hàng giao dịch thường xuyên.</w:t>
+            </w:r>
+          </w:p>
+        </w:tc>
+        <w:tc>
+          <w:tcPr>
+            <w:tcW w:type="dxa" w:w="403"/>
+          </w:tcPr>
+          <w:p>
+            <w:pPr>
+              <w:jc w:val="center"/>
+            </w:pPr>
+            <w:r/>
+            <w:r>
+              <w:rPr>
+                <w:b w:val="0"/>
+                <w:sz w:val="17"/>
+              </w:rPr>
+              <w:t>(  )</w:t>
+            </w:r>
+          </w:p>
+        </w:tc>
+        <w:tc>
+          <w:tcPr>
+            <w:tcW w:type="dxa" w:w="403"/>
+          </w:tcPr>
+          <w:p>
+            <w:pPr>
+              <w:jc w:val="center"/>
+            </w:pPr>
+            <w:r/>
+            <w:r>
+              <w:rPr>
+                <w:b w:val="0"/>
+                <w:sz w:val="17"/>
+              </w:rPr>
+              <w:t>(  )</w:t>
+            </w:r>
+          </w:p>
+        </w:tc>
+        <w:tc>
+          <w:tcPr>
+            <w:tcW w:type="dxa" w:w="403"/>
+          </w:tcPr>
+          <w:p>
+            <w:pPr>
+              <w:jc w:val="center"/>
+            </w:pPr>
+            <w:r/>
+            <w:r>
+              <w:rPr>
+                <w:b w:val="0"/>
+                <w:sz w:val="17"/>
+              </w:rPr>
+              <w:t>(  )</w:t>
+            </w:r>
+          </w:p>
+        </w:tc>
+        <w:tc>
+          <w:tcPr>
+            <w:tcW w:type="dxa" w:w="403"/>
+          </w:tcPr>
+          <w:p>
+            <w:pPr>
+              <w:jc w:val="center"/>
+            </w:pPr>
+            <w:r/>
+            <w:r>
+              <w:rPr>
+                <w:b w:val="0"/>
+                <w:sz w:val="17"/>
+              </w:rPr>
+              <w:t>(  )</w:t>
+            </w:r>
+          </w:p>
+        </w:tc>
+        <w:tc>
+          <w:tcPr>
+            <w:tcW w:type="dxa" w:w="403"/>
+          </w:tcPr>
+          <w:p>
+            <w:pPr>
+              <w:jc w:val="center"/>
+            </w:pPr>
+            <w:r/>
+            <w:r>
+              <w:rPr>
+                <w:b w:val="0"/>
+                <w:sz w:val="17"/>
+              </w:rPr>
+              <w:t>(  )</w:t>
+            </w:r>
+          </w:p>
+        </w:tc>
+        <w:tc>
+          <w:tcPr>
+            <w:tcW w:type="dxa" w:w="792"/>
+          </w:tcPr>
+          <w:p>
+            <w:pPr>
+              <w:jc w:val="center"/>
+            </w:pPr>
+            <w:r/>
+            <w:r>
+              <w:rPr>
+                <w:b w:val="0"/>
+                <w:sz w:val="17"/>
+              </w:rPr>
+              <w:t>—</w:t>
+            </w:r>
+          </w:p>
+        </w:tc>
+      </w:tr>
+      <w:tr>
+        <w:tc>
+          <w:tcPr>
+            <w:tcW w:type="dxa" w:w="1037"/>
+          </w:tcPr>
+          <w:p>
+            <w:r/>
+            <w:r>
+              <w:rPr>
+                <w:b w:val="0"/>
+                <w:sz w:val="20"/>
+              </w:rPr>
+              <w:t>COMP4</w:t>
+            </w:r>
+          </w:p>
+        </w:tc>
+        <w:tc>
+          <w:tcPr>
+            <w:tcW w:type="dxa" w:w="5112"/>
+          </w:tcPr>
+          <w:p>
+            <w:r/>
+            <w:r>
+              <w:rPr>
+                <w:b w:val="0"/>
+                <w:sz w:val="20"/>
+              </w:rPr>
+              <w:t>Các khoản phí phát sinh (sửa đổi, gia hạn, tra soát) tại VietinBank ở mức chấp nhận được.</w:t>
+            </w:r>
+          </w:p>
+        </w:tc>
+        <w:tc>
+          <w:tcPr>
+            <w:tcW w:type="dxa" w:w="403"/>
+          </w:tcPr>
+          <w:p>
+            <w:pPr>
+              <w:jc w:val="center"/>
+            </w:pPr>
+            <w:r/>
+            <w:r>
+              <w:rPr>
+                <w:b w:val="0"/>
+                <w:sz w:val="17"/>
+              </w:rPr>
+              <w:t>(  )</w:t>
+            </w:r>
+          </w:p>
+        </w:tc>
+        <w:tc>
+          <w:tcPr>
+            <w:tcW w:type="dxa" w:w="403"/>
+          </w:tcPr>
+          <w:p>
+            <w:pPr>
+              <w:jc w:val="center"/>
+            </w:pPr>
+            <w:r/>
+            <w:r>
+              <w:rPr>
+                <w:b w:val="0"/>
+                <w:sz w:val="17"/>
+              </w:rPr>
+              <w:t>(  )</w:t>
+            </w:r>
+          </w:p>
+        </w:tc>
+        <w:tc>
+          <w:tcPr>
+            <w:tcW w:type="dxa" w:w="403"/>
+          </w:tcPr>
+          <w:p>
+            <w:pPr>
+              <w:jc w:val="center"/>
+            </w:pPr>
+            <w:r/>
+            <w:r>
+              <w:rPr>
+                <w:b w:val="0"/>
+                <w:sz w:val="17"/>
+              </w:rPr>
+              <w:t>(  )</w:t>
+            </w:r>
+          </w:p>
+        </w:tc>
+        <w:tc>
+          <w:tcPr>
+            <w:tcW w:type="dxa" w:w="403"/>
+          </w:tcPr>
+          <w:p>
+            <w:pPr>
+              <w:jc w:val="center"/>
+            </w:pPr>
+            <w:r/>
+            <w:r>
+              <w:rPr>
+                <w:b w:val="0"/>
+                <w:sz w:val="17"/>
+              </w:rPr>
+              <w:t>(  )</w:t>
+            </w:r>
+          </w:p>
+        </w:tc>
+        <w:tc>
+          <w:tcPr>
+            <w:tcW w:type="dxa" w:w="403"/>
+          </w:tcPr>
+          <w:p>
+            <w:pPr>
+              <w:jc w:val="center"/>
+            </w:pPr>
+            <w:r/>
+            <w:r>
+              <w:rPr>
+                <w:b w:val="0"/>
+                <w:sz w:val="17"/>
+              </w:rPr>
+              <w:t>(  )</w:t>
+            </w:r>
+          </w:p>
+        </w:tc>
+        <w:tc>
+          <w:tcPr>
+            <w:tcW w:type="dxa" w:w="792"/>
+          </w:tcPr>
+          <w:p>
+            <w:pPr>
+              <w:jc w:val="center"/>
+            </w:pPr>
+            <w:r/>
+            <w:r>
+              <w:rPr>
+                <w:b w:val="0"/>
+                <w:sz w:val="17"/>
+              </w:rPr>
+              <w:t>—</w:t>
+            </w:r>
+          </w:p>
+        </w:tc>
+      </w:tr>
+      <w:tr>
+        <w:tc>
+          <w:tcPr>
+            <w:tcW w:type="dxa" w:w="9648"/>
+            <w:gridSpan w:val="8"/>
+            <w:shd w:val="clear" w:color="auto" w:fill="F2F2F2"/>
+          </w:tcPr>
+          <w:p>
+            <w:r/>
+            <w:r>
+              <w:rPr>
+                <w:b/>
+                <w:color w:val="003366"/>
                 <w:sz w:val="21"/>
+              </w:rPr>
+              <w:t>II. Tốc độ xử lý hồ sơ   (PROC_SPEED)</w:t>
+            </w:r>
+          </w:p>
+        </w:tc>
+      </w:tr>
+      <w:tr>
+        <w:tc>
+          <w:tcPr>
+            <w:tcW w:type="dxa" w:w="1037"/>
+          </w:tcPr>
+          <w:p>
+            <w:r/>
+            <w:r>
+              <w:rPr>
+                <w:b w:val="0"/>
+                <w:sz w:val="20"/>
+              </w:rPr>
+              <w:t>SPEED1</w:t>
+            </w:r>
+          </w:p>
+        </w:tc>
+        <w:tc>
+          <w:tcPr>
+            <w:tcW w:type="dxa" w:w="5112"/>
+          </w:tcPr>
+          <w:p>
+            <w:r/>
+            <w:r>
+              <w:rPr>
+                <w:b w:val="0"/>
+                <w:sz w:val="20"/>
+              </w:rPr>
+              <w:t>Thời gian thẩm định và phê duyệt hạn mức bảo lãnh tại VietinBank nhanh.</w:t>
+            </w:r>
+          </w:p>
+        </w:tc>
+        <w:tc>
+          <w:tcPr>
+            <w:tcW w:type="dxa" w:w="403"/>
+          </w:tcPr>
+          <w:p>
+            <w:pPr>
+              <w:jc w:val="center"/>
+            </w:pPr>
+            <w:r/>
+            <w:r>
+              <w:rPr>
+                <w:b w:val="0"/>
+                <w:sz w:val="17"/>
+              </w:rPr>
+              <w:t>(  )</w:t>
+            </w:r>
+          </w:p>
+        </w:tc>
+        <w:tc>
+          <w:tcPr>
+            <w:tcW w:type="dxa" w:w="403"/>
+          </w:tcPr>
+          <w:p>
+            <w:pPr>
+              <w:jc w:val="center"/>
+            </w:pPr>
+            <w:r/>
+            <w:r>
+              <w:rPr>
+                <w:b w:val="0"/>
+                <w:sz w:val="17"/>
+              </w:rPr>
+              <w:t>(  )</w:t>
+            </w:r>
+          </w:p>
+        </w:tc>
+        <w:tc>
+          <w:tcPr>
+            <w:tcW w:type="dxa" w:w="403"/>
+          </w:tcPr>
+          <w:p>
+            <w:pPr>
+              <w:jc w:val="center"/>
+            </w:pPr>
+            <w:r/>
+            <w:r>
+              <w:rPr>
+                <w:b w:val="0"/>
+                <w:sz w:val="17"/>
+              </w:rPr>
+              <w:t>(  )</w:t>
+            </w:r>
+          </w:p>
+        </w:tc>
+        <w:tc>
+          <w:tcPr>
+            <w:tcW w:type="dxa" w:w="403"/>
+          </w:tcPr>
+          <w:p>
+            <w:pPr>
+              <w:jc w:val="center"/>
+            </w:pPr>
+            <w:r/>
+            <w:r>
+              <w:rPr>
+                <w:b w:val="0"/>
+                <w:sz w:val="17"/>
+              </w:rPr>
+              <w:t>(  )</w:t>
+            </w:r>
+          </w:p>
+        </w:tc>
+        <w:tc>
+          <w:tcPr>
+            <w:tcW w:type="dxa" w:w="403"/>
+          </w:tcPr>
+          <w:p>
+            <w:pPr>
+              <w:jc w:val="center"/>
+            </w:pPr>
+            <w:r/>
+            <w:r>
+              <w:rPr>
+                <w:b w:val="0"/>
+                <w:sz w:val="17"/>
+              </w:rPr>
+              <w:t>(  )</w:t>
+            </w:r>
+          </w:p>
+        </w:tc>
+        <w:tc>
+          <w:tcPr>
+            <w:tcW w:type="dxa" w:w="792"/>
+          </w:tcPr>
+          <w:p>
+            <w:pPr>
+              <w:jc w:val="center"/>
+            </w:pPr>
+            <w:r/>
+            <w:r>
+              <w:rPr>
+                <w:b w:val="0"/>
+                <w:sz w:val="17"/>
+              </w:rPr>
+              <w:t>—</w:t>
+            </w:r>
+          </w:p>
+        </w:tc>
+      </w:tr>
+      <w:tr>
+        <w:tc>
+          <w:tcPr>
+            <w:tcW w:type="dxa" w:w="1037"/>
+          </w:tcPr>
+          <w:p>
+            <w:r/>
+            <w:r>
+              <w:rPr>
+                <w:b w:val="0"/>
+                <w:sz w:val="20"/>
+              </w:rPr>
+              <w:t>SPEED2</w:t>
+            </w:r>
+          </w:p>
+        </w:tc>
+        <w:tc>
+          <w:tcPr>
+            <w:tcW w:type="dxa" w:w="5112"/>
+          </w:tcPr>
+          <w:p>
+            <w:r/>
+            <w:r>
+              <w:rPr>
+                <w:b w:val="0"/>
+                <w:sz w:val="20"/>
+              </w:rPr>
+              <w:t>Hồ sơ đề nghị cấp bảo lãnh tại VietinBank gọn, không yêu cầu nhiều giấy tờ.</w:t>
+            </w:r>
+          </w:p>
+        </w:tc>
+        <w:tc>
+          <w:tcPr>
+            <w:tcW w:type="dxa" w:w="403"/>
+          </w:tcPr>
+          <w:p>
+            <w:pPr>
+              <w:jc w:val="center"/>
+            </w:pPr>
+            <w:r/>
+            <w:r>
+              <w:rPr>
+                <w:b w:val="0"/>
+                <w:sz w:val="17"/>
+              </w:rPr>
+              <w:t>(  )</w:t>
+            </w:r>
+          </w:p>
+        </w:tc>
+        <w:tc>
+          <w:tcPr>
+            <w:tcW w:type="dxa" w:w="403"/>
+          </w:tcPr>
+          <w:p>
+            <w:pPr>
+              <w:jc w:val="center"/>
+            </w:pPr>
+            <w:r/>
+            <w:r>
+              <w:rPr>
+                <w:b w:val="0"/>
+                <w:sz w:val="17"/>
+              </w:rPr>
+              <w:t>(  )</w:t>
+            </w:r>
+          </w:p>
+        </w:tc>
+        <w:tc>
+          <w:tcPr>
+            <w:tcW w:type="dxa" w:w="403"/>
+          </w:tcPr>
+          <w:p>
+            <w:pPr>
+              <w:jc w:val="center"/>
+            </w:pPr>
+            <w:r/>
+            <w:r>
+              <w:rPr>
+                <w:b w:val="0"/>
+                <w:sz w:val="17"/>
+              </w:rPr>
+              <w:t>(  )</w:t>
+            </w:r>
+          </w:p>
+        </w:tc>
+        <w:tc>
+          <w:tcPr>
+            <w:tcW w:type="dxa" w:w="403"/>
+          </w:tcPr>
+          <w:p>
+            <w:pPr>
+              <w:jc w:val="center"/>
+            </w:pPr>
+            <w:r/>
+            <w:r>
+              <w:rPr>
+                <w:b w:val="0"/>
+                <w:sz w:val="17"/>
+              </w:rPr>
+              <w:t>(  )</w:t>
+            </w:r>
+          </w:p>
+        </w:tc>
+        <w:tc>
+          <w:tcPr>
+            <w:tcW w:type="dxa" w:w="403"/>
+          </w:tcPr>
+          <w:p>
+            <w:pPr>
+              <w:jc w:val="center"/>
+            </w:pPr>
+            <w:r/>
+            <w:r>
+              <w:rPr>
+                <w:b w:val="0"/>
+                <w:sz w:val="17"/>
+              </w:rPr>
+              <w:t>(  )</w:t>
+            </w:r>
+          </w:p>
+        </w:tc>
+        <w:tc>
+          <w:tcPr>
+            <w:tcW w:type="dxa" w:w="792"/>
+          </w:tcPr>
+          <w:p>
+            <w:pPr>
+              <w:jc w:val="center"/>
+            </w:pPr>
+            <w:r/>
+            <w:r>
+              <w:rPr>
+                <w:b w:val="0"/>
+                <w:sz w:val="17"/>
+              </w:rPr>
+              <w:t>—</w:t>
+            </w:r>
+          </w:p>
+        </w:tc>
+      </w:tr>
+      <w:tr>
+        <w:tc>
+          <w:tcPr>
+            <w:tcW w:type="dxa" w:w="1037"/>
+          </w:tcPr>
+          <w:p>
+            <w:r/>
+            <w:r>
+              <w:rPr>
+                <w:b w:val="0"/>
+                <w:sz w:val="20"/>
+              </w:rPr>
+              <w:t>SPEED3</w:t>
+            </w:r>
+          </w:p>
+        </w:tc>
+        <w:tc>
+          <w:tcPr>
+            <w:tcW w:type="dxa" w:w="5112"/>
+          </w:tcPr>
+          <w:p>
+            <w:r/>
+            <w:r>
+              <w:rPr>
+                <w:b w:val="0"/>
+                <w:sz w:val="20"/>
+              </w:rPr>
+              <w:t>Thời gian từ khi nộp đủ hồ sơ đến khi nhận thư bảo lãnh đáp ứng kịp tiến độ hợp đồng.</w:t>
+            </w:r>
+          </w:p>
+        </w:tc>
+        <w:tc>
+          <w:tcPr>
+            <w:tcW w:type="dxa" w:w="403"/>
+          </w:tcPr>
+          <w:p>
+            <w:pPr>
+              <w:jc w:val="center"/>
+            </w:pPr>
+            <w:r/>
+            <w:r>
+              <w:rPr>
+                <w:b w:val="0"/>
+                <w:sz w:val="17"/>
+              </w:rPr>
+              <w:t>(  )</w:t>
+            </w:r>
+          </w:p>
+        </w:tc>
+        <w:tc>
+          <w:tcPr>
+            <w:tcW w:type="dxa" w:w="403"/>
+          </w:tcPr>
+          <w:p>
+            <w:pPr>
+              <w:jc w:val="center"/>
+            </w:pPr>
+            <w:r/>
+            <w:r>
+              <w:rPr>
+                <w:b w:val="0"/>
+                <w:sz w:val="17"/>
+              </w:rPr>
+              <w:t>(  )</w:t>
+            </w:r>
+          </w:p>
+        </w:tc>
+        <w:tc>
+          <w:tcPr>
+            <w:tcW w:type="dxa" w:w="403"/>
+          </w:tcPr>
+          <w:p>
+            <w:pPr>
+              <w:jc w:val="center"/>
+            </w:pPr>
+            <w:r/>
+            <w:r>
+              <w:rPr>
+                <w:b w:val="0"/>
+                <w:sz w:val="17"/>
+              </w:rPr>
+              <w:t>(  )</w:t>
+            </w:r>
+          </w:p>
+        </w:tc>
+        <w:tc>
+          <w:tcPr>
+            <w:tcW w:type="dxa" w:w="403"/>
+          </w:tcPr>
+          <w:p>
+            <w:pPr>
+              <w:jc w:val="center"/>
+            </w:pPr>
+            <w:r/>
+            <w:r>
+              <w:rPr>
+                <w:b w:val="0"/>
+                <w:sz w:val="17"/>
+              </w:rPr>
+              <w:t>(  )</w:t>
+            </w:r>
+          </w:p>
+        </w:tc>
+        <w:tc>
+          <w:tcPr>
+            <w:tcW w:type="dxa" w:w="403"/>
+          </w:tcPr>
+          <w:p>
+            <w:pPr>
+              <w:jc w:val="center"/>
+            </w:pPr>
+            <w:r/>
+            <w:r>
+              <w:rPr>
+                <w:b w:val="0"/>
+                <w:sz w:val="17"/>
+              </w:rPr>
+              <w:t>(  )</w:t>
+            </w:r>
+          </w:p>
+        </w:tc>
+        <w:tc>
+          <w:tcPr>
+            <w:tcW w:type="dxa" w:w="792"/>
+          </w:tcPr>
+          <w:p>
+            <w:pPr>
+              <w:jc w:val="center"/>
+            </w:pPr>
+            <w:r/>
+            <w:r>
+              <w:rPr>
+                <w:b w:val="0"/>
+                <w:sz w:val="17"/>
+              </w:rPr>
+              <w:t>—</w:t>
+            </w:r>
+          </w:p>
+        </w:tc>
+      </w:tr>
+      <w:tr>
+        <w:tc>
+          <w:tcPr>
+            <w:tcW w:type="dxa" w:w="1037"/>
+          </w:tcPr>
+          <w:p>
+            <w:r/>
+            <w:r>
+              <w:rPr>
+                <w:b w:val="0"/>
+                <w:sz w:val="20"/>
+              </w:rPr>
+              <w:t>SPEED4</w:t>
+            </w:r>
+          </w:p>
+        </w:tc>
+        <w:tc>
+          <w:tcPr>
+            <w:tcW w:type="dxa" w:w="5112"/>
+          </w:tcPr>
+          <w:p>
+            <w:r/>
+            <w:r>
+              <w:rPr>
+                <w:b w:val="0"/>
+                <w:sz w:val="20"/>
+              </w:rPr>
+              <w:t>Việc sửa đổi hoặc gia hạn thư bảo lãnh tại VietinBank được xử lý nhanh.</w:t>
+            </w:r>
+          </w:p>
+        </w:tc>
+        <w:tc>
+          <w:tcPr>
+            <w:tcW w:type="dxa" w:w="403"/>
+          </w:tcPr>
+          <w:p>
+            <w:pPr>
+              <w:jc w:val="center"/>
+            </w:pPr>
+            <w:r/>
+            <w:r>
+              <w:rPr>
+                <w:b w:val="0"/>
+                <w:sz w:val="17"/>
+              </w:rPr>
+              <w:t>(  )</w:t>
+            </w:r>
+          </w:p>
+        </w:tc>
+        <w:tc>
+          <w:tcPr>
+            <w:tcW w:type="dxa" w:w="403"/>
+          </w:tcPr>
+          <w:p>
+            <w:pPr>
+              <w:jc w:val="center"/>
+            </w:pPr>
+            <w:r/>
+            <w:r>
+              <w:rPr>
+                <w:b w:val="0"/>
+                <w:sz w:val="17"/>
+              </w:rPr>
+              <w:t>(  )</w:t>
+            </w:r>
+          </w:p>
+        </w:tc>
+        <w:tc>
+          <w:tcPr>
+            <w:tcW w:type="dxa" w:w="403"/>
+          </w:tcPr>
+          <w:p>
+            <w:pPr>
+              <w:jc w:val="center"/>
+            </w:pPr>
+            <w:r/>
+            <w:r>
+              <w:rPr>
+                <w:b w:val="0"/>
+                <w:sz w:val="17"/>
+              </w:rPr>
+              <w:t>(  )</w:t>
+            </w:r>
+          </w:p>
+        </w:tc>
+        <w:tc>
+          <w:tcPr>
+            <w:tcW w:type="dxa" w:w="403"/>
+          </w:tcPr>
+          <w:p>
+            <w:pPr>
+              <w:jc w:val="center"/>
+            </w:pPr>
+            <w:r/>
+            <w:r>
+              <w:rPr>
+                <w:b w:val="0"/>
+                <w:sz w:val="17"/>
+              </w:rPr>
+              <w:t>(  )</w:t>
+            </w:r>
+          </w:p>
+        </w:tc>
+        <w:tc>
+          <w:tcPr>
+            <w:tcW w:type="dxa" w:w="403"/>
+          </w:tcPr>
+          <w:p>
+            <w:pPr>
+              <w:jc w:val="center"/>
+            </w:pPr>
+            <w:r/>
+            <w:r>
+              <w:rPr>
+                <w:b w:val="0"/>
+                <w:sz w:val="17"/>
+              </w:rPr>
+              <w:t>(  )</w:t>
+            </w:r>
+          </w:p>
+        </w:tc>
+        <w:tc>
+          <w:tcPr>
+            <w:tcW w:type="dxa" w:w="792"/>
+          </w:tcPr>
+          <w:p>
+            <w:pPr>
+              <w:jc w:val="center"/>
+            </w:pPr>
+            <w:r/>
+            <w:r>
+              <w:rPr>
+                <w:b w:val="0"/>
+                <w:sz w:val="17"/>
+              </w:rPr>
+              <w:t>—</w:t>
+            </w:r>
+          </w:p>
+        </w:tc>
+      </w:tr>
+      <w:tr>
+        <w:tc>
+          <w:tcPr>
+            <w:tcW w:type="dxa" w:w="9648"/>
+            <w:gridSpan w:val="8"/>
+            <w:shd w:val="clear" w:color="auto" w:fill="F2F2F2"/>
+          </w:tcPr>
+          <w:p>
+            <w:r/>
+            <w:r>
+              <w:rPr>
+                <w:b/>
+                <w:color w:val="003366"/>
+                <w:sz w:val="21"/>
+              </w:rPr>
+              <w:t>III. Bảo lãnh điện tử và kênh số eFAST   (DIGITAL_CONV)</w:t>
+            </w:r>
+          </w:p>
+        </w:tc>
+      </w:tr>
+      <w:tr>
+        <w:tc>
+          <w:tcPr>
+            <w:tcW w:type="dxa" w:w="1037"/>
+          </w:tcPr>
+          <w:p>
+            <w:r/>
+            <w:r>
+              <w:rPr>
+                <w:b w:val="0"/>
+                <w:sz w:val="20"/>
+              </w:rPr>
+              <w:t>DIGI1</w:t>
+            </w:r>
+          </w:p>
+        </w:tc>
+        <w:tc>
+          <w:tcPr>
+            <w:tcW w:type="dxa" w:w="5112"/>
+          </w:tcPr>
+          <w:p>
+            <w:r/>
+            <w:r>
+              <w:rPr>
+                <w:b w:val="0"/>
+                <w:sz w:val="20"/>
+              </w:rPr>
+              <w:t>Doanh nghiệp nộp được đề nghị cấp bảo lãnh trực tuyến qua VietinBank eFAST.</w:t>
+            </w:r>
+          </w:p>
+        </w:tc>
+        <w:tc>
+          <w:tcPr>
+            <w:tcW w:type="dxa" w:w="403"/>
+          </w:tcPr>
+          <w:p>
+            <w:pPr>
+              <w:jc w:val="center"/>
+            </w:pPr>
+            <w:r/>
+            <w:r>
+              <w:rPr>
+                <w:b w:val="0"/>
+                <w:sz w:val="17"/>
+              </w:rPr>
+              <w:t>(  )</w:t>
+            </w:r>
+          </w:p>
+        </w:tc>
+        <w:tc>
+          <w:tcPr>
+            <w:tcW w:type="dxa" w:w="403"/>
+          </w:tcPr>
+          <w:p>
+            <w:pPr>
+              <w:jc w:val="center"/>
+            </w:pPr>
+            <w:r/>
+            <w:r>
+              <w:rPr>
+                <w:b w:val="0"/>
+                <w:sz w:val="17"/>
+              </w:rPr>
+              <w:t>(  )</w:t>
+            </w:r>
+          </w:p>
+        </w:tc>
+        <w:tc>
+          <w:tcPr>
+            <w:tcW w:type="dxa" w:w="403"/>
+          </w:tcPr>
+          <w:p>
+            <w:pPr>
+              <w:jc w:val="center"/>
+            </w:pPr>
+            <w:r/>
+            <w:r>
+              <w:rPr>
+                <w:b w:val="0"/>
+                <w:sz w:val="17"/>
+              </w:rPr>
+              <w:t>(  )</w:t>
+            </w:r>
+          </w:p>
+        </w:tc>
+        <w:tc>
+          <w:tcPr>
+            <w:tcW w:type="dxa" w:w="403"/>
+          </w:tcPr>
+          <w:p>
+            <w:pPr>
+              <w:jc w:val="center"/>
+            </w:pPr>
+            <w:r/>
+            <w:r>
+              <w:rPr>
+                <w:b w:val="0"/>
+                <w:sz w:val="17"/>
+              </w:rPr>
+              <w:t>(  )</w:t>
+            </w:r>
+          </w:p>
+        </w:tc>
+        <w:tc>
+          <w:tcPr>
+            <w:tcW w:type="dxa" w:w="403"/>
+          </w:tcPr>
+          <w:p>
+            <w:pPr>
+              <w:jc w:val="center"/>
+            </w:pPr>
+            <w:r/>
+            <w:r>
+              <w:rPr>
+                <w:b w:val="0"/>
+                <w:sz w:val="17"/>
+              </w:rPr>
+              <w:t>(  )</w:t>
+            </w:r>
+          </w:p>
+        </w:tc>
+        <w:tc>
+          <w:tcPr>
+            <w:tcW w:type="dxa" w:w="792"/>
+          </w:tcPr>
+          <w:p>
+            <w:pPr>
+              <w:jc w:val="center"/>
+            </w:pPr>
+            <w:r/>
+            <w:r>
+              <w:rPr>
+                <w:b w:val="0"/>
+                <w:sz w:val="17"/>
               </w:rPr>
               <w:t>(  )</w:t>
             </w:r>
@@ -849,37 +2116,37 @@
       <w:tr>
         <w:tc>
           <w:tcPr>
-            <w:tcW w:type="dxa" w:w="1080"/>
+            <w:tcW w:type="dxa" w:w="1037"/>
           </w:tcPr>
           <w:p>
             <w:r/>
             <w:r>
               <w:rPr>
                 <w:b w:val="0"/>
-                <w:sz w:val="22"/>
+                <w:sz w:val="20"/>
               </w:rPr>
-              <w:t>COMP2</w:t>
+              <w:t>DIGI2</w:t>
             </w:r>
           </w:p>
         </w:tc>
         <w:tc>
           <w:tcPr>
-            <w:tcW w:type="dxa" w:w="5544"/>
+            <w:tcW w:type="dxa" w:w="5112"/>
           </w:tcPr>
           <w:p>
             <w:r/>
             <w:r>
               <w:rPr>
                 <w:b w:val="0"/>
-                <w:sz w:val="22"/>
+                <w:sz w:val="20"/>
               </w:rPr>
-              <w:t>Biểu phí bảo lãnh của VietinBank có tính cạnh tranh hơn so với các ngân hàng khác mà Doanh nghiệp đã tìm hiểu.</w:t>
+              <w:t>VietinBank phát hành thư bảo lãnh điện tử có chữ ký số nhanh chóng.</w:t>
             </w:r>
           </w:p>
         </w:tc>
         <w:tc>
           <w:tcPr>
-            <w:tcW w:type="dxa" w:w="432"/>
+            <w:tcW w:type="dxa" w:w="403"/>
           </w:tcPr>
           <w:p>
             <w:pPr>
@@ -889,7 +2156,7 @@
             <w:r>
               <w:rPr>
                 <w:b w:val="0"/>
-                <w:sz w:val="21"/>
+                <w:sz w:val="17"/>
               </w:rPr>
               <w:t>(  )</w:t>
             </w:r>
@@ -897,7 +2164,7 @@
         </w:tc>
         <w:tc>
           <w:tcPr>
-            <w:tcW w:type="dxa" w:w="432"/>
+            <w:tcW w:type="dxa" w:w="403"/>
           </w:tcPr>
           <w:p>
             <w:pPr>
@@ -907,7 +2174,7 @@
             <w:r>
               <w:rPr>
                 <w:b w:val="0"/>
-                <w:sz w:val="21"/>
+                <w:sz w:val="17"/>
               </w:rPr>
               <w:t>(  )</w:t>
             </w:r>
@@ -915,7 +2182,7 @@
         </w:tc>
         <w:tc>
           <w:tcPr>
-            <w:tcW w:type="dxa" w:w="432"/>
+            <w:tcW w:type="dxa" w:w="403"/>
           </w:tcPr>
           <w:p>
             <w:pPr>
@@ -925,7 +2192,7 @@
             <w:r>
               <w:rPr>
                 <w:b w:val="0"/>
-                <w:sz w:val="21"/>
+                <w:sz w:val="17"/>
               </w:rPr>
               <w:t>(  )</w:t>
             </w:r>
@@ -933,7 +2200,7 @@
         </w:tc>
         <w:tc>
           <w:tcPr>
-            <w:tcW w:type="dxa" w:w="432"/>
+            <w:tcW w:type="dxa" w:w="403"/>
           </w:tcPr>
           <w:p>
             <w:pPr>
@@ -943,7 +2210,7 @@
             <w:r>
               <w:rPr>
                 <w:b w:val="0"/>
-                <w:sz w:val="21"/>
+                <w:sz w:val="17"/>
               </w:rPr>
               <w:t>(  )</w:t>
             </w:r>
@@ -951,7 +2218,7 @@
         </w:tc>
         <w:tc>
           <w:tcPr>
-            <w:tcW w:type="dxa" w:w="432"/>
+            <w:tcW w:type="dxa" w:w="403"/>
           </w:tcPr>
           <w:p>
             <w:pPr>
@@ -961,7 +2228,25 @@
             <w:r>
               <w:rPr>
                 <w:b w:val="0"/>
-                <w:sz w:val="21"/>
+                <w:sz w:val="17"/>
+              </w:rPr>
+              <w:t>(  )</w:t>
+            </w:r>
+          </w:p>
+        </w:tc>
+        <w:tc>
+          <w:tcPr>
+            <w:tcW w:type="dxa" w:w="792"/>
+          </w:tcPr>
+          <w:p>
+            <w:pPr>
+              <w:jc w:val="center"/>
+            </w:pPr>
+            <w:r/>
+            <w:r>
+              <w:rPr>
+                <w:b w:val="0"/>
+                <w:sz w:val="17"/>
               </w:rPr>
               <w:t>(  )</w:t>
             </w:r>
@@ -971,37 +2256,37 @@
       <w:tr>
         <w:tc>
           <w:tcPr>
-            <w:tcW w:type="dxa" w:w="1080"/>
+            <w:tcW w:type="dxa" w:w="1037"/>
           </w:tcPr>
           <w:p>
             <w:r/>
             <w:r>
               <w:rPr>
                 <w:b w:val="0"/>
-                <w:sz w:val="22"/>
+                <w:sz w:val="20"/>
               </w:rPr>
-              <w:t>COMP3</w:t>
+              <w:t>DIGI3</w:t>
             </w:r>
           </w:p>
         </w:tc>
         <w:tc>
           <w:tcPr>
-            <w:tcW w:type="dxa" w:w="5544"/>
+            <w:tcW w:type="dxa" w:w="5112"/>
           </w:tcPr>
           <w:p>
             <w:r/>
             <w:r>
               <w:rPr>
                 <w:b w:val="0"/>
-                <w:sz w:val="22"/>
+                <w:sz w:val="20"/>
               </w:rPr>
-              <w:t>VietinBank có chính sách ưu đãi và chiết khấu phí linh hoạt cho khách hàng giao dịch thường xuyên.</w:t>
+              <w:t>Việc tra cứu trạng thái hồ sơ bảo lãnh trực tuyến thuận tiện.</w:t>
             </w:r>
           </w:p>
         </w:tc>
         <w:tc>
           <w:tcPr>
-            <w:tcW w:type="dxa" w:w="432"/>
+            <w:tcW w:type="dxa" w:w="403"/>
           </w:tcPr>
           <w:p>
             <w:pPr>
@@ -1011,7 +2296,7 @@
             <w:r>
               <w:rPr>
                 <w:b w:val="0"/>
-                <w:sz w:val="21"/>
+                <w:sz w:val="17"/>
               </w:rPr>
               <w:t>(  )</w:t>
             </w:r>
@@ -1019,7 +2304,7 @@
         </w:tc>
         <w:tc>
           <w:tcPr>
-            <w:tcW w:type="dxa" w:w="432"/>
+            <w:tcW w:type="dxa" w:w="403"/>
           </w:tcPr>
           <w:p>
             <w:pPr>
@@ -1029,7 +2314,7 @@
             <w:r>
               <w:rPr>
                 <w:b w:val="0"/>
-                <w:sz w:val="21"/>
+                <w:sz w:val="17"/>
               </w:rPr>
               <w:t>(  )</w:t>
             </w:r>
@@ -1037,7 +2322,7 @@
         </w:tc>
         <w:tc>
           <w:tcPr>
-            <w:tcW w:type="dxa" w:w="432"/>
+            <w:tcW w:type="dxa" w:w="403"/>
           </w:tcPr>
           <w:p>
             <w:pPr>
@@ -1047,7 +2332,7 @@
             <w:r>
               <w:rPr>
                 <w:b w:val="0"/>
-                <w:sz w:val="21"/>
+                <w:sz w:val="17"/>
               </w:rPr>
               <w:t>(  )</w:t>
             </w:r>
@@ -1055,7 +2340,7 @@
         </w:tc>
         <w:tc>
           <w:tcPr>
-            <w:tcW w:type="dxa" w:w="432"/>
+            <w:tcW w:type="dxa" w:w="403"/>
           </w:tcPr>
           <w:p>
             <w:pPr>
@@ -1065,7 +2350,7 @@
             <w:r>
               <w:rPr>
                 <w:b w:val="0"/>
-                <w:sz w:val="21"/>
+                <w:sz w:val="17"/>
               </w:rPr>
               <w:t>(  )</w:t>
             </w:r>
@@ -1073,7 +2358,7 @@
         </w:tc>
         <w:tc>
           <w:tcPr>
-            <w:tcW w:type="dxa" w:w="432"/>
+            <w:tcW w:type="dxa" w:w="403"/>
           </w:tcPr>
           <w:p>
             <w:pPr>
@@ -1083,7 +2368,25 @@
             <w:r>
               <w:rPr>
                 <w:b w:val="0"/>
-                <w:sz w:val="21"/>
+                <w:sz w:val="17"/>
+              </w:rPr>
+              <w:t>(  )</w:t>
+            </w:r>
+          </w:p>
+        </w:tc>
+        <w:tc>
+          <w:tcPr>
+            <w:tcW w:type="dxa" w:w="792"/>
+          </w:tcPr>
+          <w:p>
+            <w:pPr>
+              <w:jc w:val="center"/>
+            </w:pPr>
+            <w:r/>
+            <w:r>
+              <w:rPr>
+                <w:b w:val="0"/>
+                <w:sz w:val="17"/>
               </w:rPr>
               <w:t>(  )</w:t>
             </w:r>
@@ -1093,57 +2396,37 @@
       <w:tr>
         <w:tc>
           <w:tcPr>
-            <w:tcW w:type="dxa" w:w="9359"/>
-            <w:gridSpan w:val="7"/>
-            <w:shd w:val="clear" w:color="auto" w:fill="F2F2F2"/>
-          </w:tcPr>
-          <w:p>
-            <w:r/>
-            <w:r>
-              <w:rPr>
-                <w:b/>
-                <w:color w:val="003366"/>
-                <w:sz w:val="22"/>
-              </w:rPr>
-              <w:t>II. Tốc độ xử lý và thủ tục phát hành (PROC_SPEED)</w:t>
-            </w:r>
-          </w:p>
-        </w:tc>
-      </w:tr>
-      <w:tr>
-        <w:tc>
-          <w:tcPr>
-            <w:tcW w:type="dxa" w:w="1080"/>
+            <w:tcW w:type="dxa" w:w="1037"/>
           </w:tcPr>
           <w:p>
             <w:r/>
             <w:r>
               <w:rPr>
                 <w:b w:val="0"/>
-                <w:sz w:val="22"/>
+                <w:sz w:val="20"/>
               </w:rPr>
-              <w:t>SPEED1</w:t>
+              <w:t>DIGI4</w:t>
             </w:r>
           </w:p>
         </w:tc>
         <w:tc>
           <w:tcPr>
-            <w:tcW w:type="dxa" w:w="5544"/>
+            <w:tcW w:type="dxa" w:w="5112"/>
           </w:tcPr>
           <w:p>
             <w:r/>
             <w:r>
               <w:rPr>
                 <w:b w:val="0"/>
-                <w:sz w:val="22"/>
+                <w:sz w:val="20"/>
               </w:rPr>
-              <w:t>Thời gian thẩm định và phê duyệt hạn mức bảo lãnh tại VietinBank nhanh chóng.</w:t>
+              <w:t>Bên thụ hưởng chấp nhận thư bảo lãnh điện tử của VietinBank mà không yêu cầu bản giấy.</w:t>
             </w:r>
           </w:p>
         </w:tc>
         <w:tc>
           <w:tcPr>
-            <w:tcW w:type="dxa" w:w="432"/>
+            <w:tcW w:type="dxa" w:w="403"/>
           </w:tcPr>
           <w:p>
             <w:pPr>
@@ -1153,7 +2436,7 @@
             <w:r>
               <w:rPr>
                 <w:b w:val="0"/>
-                <w:sz w:val="21"/>
+                <w:sz w:val="17"/>
               </w:rPr>
               <w:t>(  )</w:t>
             </w:r>
@@ -1161,7 +2444,7 @@
         </w:tc>
         <w:tc>
           <w:tcPr>
-            <w:tcW w:type="dxa" w:w="432"/>
+            <w:tcW w:type="dxa" w:w="403"/>
           </w:tcPr>
           <w:p>
             <w:pPr>
@@ -1171,7 +2454,7 @@
             <w:r>
               <w:rPr>
                 <w:b w:val="0"/>
-                <w:sz w:val="21"/>
+                <w:sz w:val="17"/>
               </w:rPr>
               <w:t>(  )</w:t>
             </w:r>
@@ -1179,7 +2462,7 @@
         </w:tc>
         <w:tc>
           <w:tcPr>
-            <w:tcW w:type="dxa" w:w="432"/>
+            <w:tcW w:type="dxa" w:w="403"/>
           </w:tcPr>
           <w:p>
             <w:pPr>
@@ -1189,7 +2472,7 @@
             <w:r>
               <w:rPr>
                 <w:b w:val="0"/>
-                <w:sz w:val="21"/>
+                <w:sz w:val="17"/>
               </w:rPr>
               <w:t>(  )</w:t>
             </w:r>
@@ -1197,7 +2480,7 @@
         </w:tc>
         <w:tc>
           <w:tcPr>
-            <w:tcW w:type="dxa" w:w="432"/>
+            <w:tcW w:type="dxa" w:w="403"/>
           </w:tcPr>
           <w:p>
             <w:pPr>
@@ -1207,7 +2490,7 @@
             <w:r>
               <w:rPr>
                 <w:b w:val="0"/>
-                <w:sz w:val="21"/>
+                <w:sz w:val="17"/>
               </w:rPr>
               <w:t>(  )</w:t>
             </w:r>
@@ -1215,7 +2498,7 @@
         </w:tc>
         <w:tc>
           <w:tcPr>
-            <w:tcW w:type="dxa" w:w="432"/>
+            <w:tcW w:type="dxa" w:w="403"/>
           </w:tcPr>
           <w:p>
             <w:pPr>
@@ -1225,7 +2508,25 @@
             <w:r>
               <w:rPr>
                 <w:b w:val="0"/>
-                <w:sz w:val="21"/>
+                <w:sz w:val="17"/>
+              </w:rPr>
+              <w:t>(  )</w:t>
+            </w:r>
+          </w:p>
+        </w:tc>
+        <w:tc>
+          <w:tcPr>
+            <w:tcW w:type="dxa" w:w="792"/>
+          </w:tcPr>
+          <w:p>
+            <w:pPr>
+              <w:jc w:val="center"/>
+            </w:pPr>
+            <w:r/>
+            <w:r>
+              <w:rPr>
+                <w:b w:val="0"/>
+                <w:sz w:val="17"/>
               </w:rPr>
               <w:t>(  )</w:t>
             </w:r>
@@ -1235,37 +2536,57 @@
       <w:tr>
         <w:tc>
           <w:tcPr>
-            <w:tcW w:type="dxa" w:w="1080"/>
+            <w:tcW w:type="dxa" w:w="9648"/>
+            <w:gridSpan w:val="8"/>
+            <w:shd w:val="clear" w:color="auto" w:fill="F2F2F2"/>
+          </w:tcPr>
+          <w:p>
+            <w:r/>
+            <w:r>
+              <w:rPr>
+                <w:b/>
+                <w:color w:val="003366"/>
+                <w:sz w:val="21"/>
+              </w:rPr>
+              <w:t>IV. Uy tín ngân hàng   (BANK_REP)</w:t>
+            </w:r>
+          </w:p>
+        </w:tc>
+      </w:tr>
+      <w:tr>
+        <w:tc>
+          <w:tcPr>
+            <w:tcW w:type="dxa" w:w="1037"/>
           </w:tcPr>
           <w:p>
             <w:r/>
             <w:r>
               <w:rPr>
                 <w:b w:val="0"/>
-                <w:sz w:val="22"/>
+                <w:sz w:val="20"/>
               </w:rPr>
-              <w:t>SPEED2</w:t>
+              <w:t>REPU1</w:t>
             </w:r>
           </w:p>
         </w:tc>
         <w:tc>
           <w:tcPr>
-            <w:tcW w:type="dxa" w:w="5544"/>
+            <w:tcW w:type="dxa" w:w="5112"/>
           </w:tcPr>
           <w:p>
             <w:r/>
             <w:r>
               <w:rPr>
                 <w:b w:val="0"/>
-                <w:sz w:val="22"/>
+                <w:sz w:val="20"/>
               </w:rPr>
-              <w:t>Thủ tục hồ sơ đề nghị cấp bảo lãnh tại VietinBank đơn giản, không rườm rà.</w:t>
+              <w:t>VietinBank có uy tín thuộc nhóm dẫn đầu thị trường ngân hàng Việt Nam.</w:t>
             </w:r>
           </w:p>
         </w:tc>
         <w:tc>
           <w:tcPr>
-            <w:tcW w:type="dxa" w:w="432"/>
+            <w:tcW w:type="dxa" w:w="403"/>
           </w:tcPr>
           <w:p>
             <w:pPr>
@@ -1275,7 +2596,7 @@
             <w:r>
               <w:rPr>
                 <w:b w:val="0"/>
-                <w:sz w:val="21"/>
+                <w:sz w:val="17"/>
               </w:rPr>
               <w:t>(  )</w:t>
             </w:r>
@@ -1283,7 +2604,7 @@
         </w:tc>
         <w:tc>
           <w:tcPr>
-            <w:tcW w:type="dxa" w:w="432"/>
+            <w:tcW w:type="dxa" w:w="403"/>
           </w:tcPr>
           <w:p>
             <w:pPr>
@@ -1293,7 +2614,7 @@
             <w:r>
               <w:rPr>
                 <w:b w:val="0"/>
-                <w:sz w:val="21"/>
+                <w:sz w:val="17"/>
               </w:rPr>
               <w:t>(  )</w:t>
             </w:r>
@@ -1301,7 +2622,7 @@
         </w:tc>
         <w:tc>
           <w:tcPr>
-            <w:tcW w:type="dxa" w:w="432"/>
+            <w:tcW w:type="dxa" w:w="403"/>
           </w:tcPr>
           <w:p>
             <w:pPr>
@@ -1311,7 +2632,7 @@
             <w:r>
               <w:rPr>
                 <w:b w:val="0"/>
-                <w:sz w:val="21"/>
+                <w:sz w:val="17"/>
               </w:rPr>
               <w:t>(  )</w:t>
             </w:r>
@@ -1319,7 +2640,7 @@
         </w:tc>
         <w:tc>
           <w:tcPr>
-            <w:tcW w:type="dxa" w:w="432"/>
+            <w:tcW w:type="dxa" w:w="403"/>
           </w:tcPr>
           <w:p>
             <w:pPr>
@@ -1329,7 +2650,7 @@
             <w:r>
               <w:rPr>
                 <w:b w:val="0"/>
-                <w:sz w:val="21"/>
+                <w:sz w:val="17"/>
               </w:rPr>
               <w:t>(  )</w:t>
             </w:r>
@@ -1337,7 +2658,7 @@
         </w:tc>
         <w:tc>
           <w:tcPr>
-            <w:tcW w:type="dxa" w:w="432"/>
+            <w:tcW w:type="dxa" w:w="403"/>
           </w:tcPr>
           <w:p>
             <w:pPr>
@@ -1347,47 +2668,15 @@
             <w:r>
               <w:rPr>
                 <w:b w:val="0"/>
-                <w:sz w:val="21"/>
+                <w:sz w:val="17"/>
               </w:rPr>
               <w:t>(  )</w:t>
             </w:r>
           </w:p>
         </w:tc>
-      </w:tr>
-      <w:tr>
         <w:tc>
           <w:tcPr>
-            <w:tcW w:type="dxa" w:w="1080"/>
-          </w:tcPr>
-          <w:p>
-            <w:r/>
-            <w:r>
-              <w:rPr>
-                <w:b w:val="0"/>
-                <w:sz w:val="22"/>
-              </w:rPr>
-              <w:t>SPEED3</w:t>
-            </w:r>
-          </w:p>
-        </w:tc>
-        <w:tc>
-          <w:tcPr>
-            <w:tcW w:type="dxa" w:w="5544"/>
-          </w:tcPr>
-          <w:p>
-            <w:r/>
-            <w:r>
-              <w:rPr>
-                <w:b w:val="0"/>
-                <w:sz w:val="22"/>
-              </w:rPr>
-              <w:t>Thời gian từ khi nộp đủ hồ sơ đến khi nhận Thư bảo lãnh đáp ứng kịp tiến độ hợp đồng.</w:t>
-            </w:r>
-          </w:p>
-        </w:tc>
-        <w:tc>
-          <w:tcPr>
-            <w:tcW w:type="dxa" w:w="432"/>
+            <w:tcW w:type="dxa" w:w="792"/>
           </w:tcPr>
           <w:p>
             <w:pPr>
@@ -1397,15 +2686,47 @@
             <w:r>
               <w:rPr>
                 <w:b w:val="0"/>
-                <w:sz w:val="21"/>
+                <w:sz w:val="17"/>
               </w:rPr>
-              <w:t>(  )</w:t>
+              <w:t>—</w:t>
+            </w:r>
+          </w:p>
+        </w:tc>
+      </w:tr>
+      <w:tr>
+        <w:tc>
+          <w:tcPr>
+            <w:tcW w:type="dxa" w:w="1037"/>
+          </w:tcPr>
+          <w:p>
+            <w:r/>
+            <w:r>
+              <w:rPr>
+                <w:b w:val="0"/>
+                <w:sz w:val="20"/>
+              </w:rPr>
+              <w:t>REPU2</w:t>
             </w:r>
           </w:p>
         </w:tc>
         <w:tc>
           <w:tcPr>
-            <w:tcW w:type="dxa" w:w="432"/>
+            <w:tcW w:type="dxa" w:w="5112"/>
+          </w:tcPr>
+          <w:p>
+            <w:r/>
+            <w:r>
+              <w:rPr>
+                <w:b w:val="0"/>
+                <w:sz w:val="20"/>
+              </w:rPr>
+              <w:t>Thư bảo lãnh của VietinBank được chủ đầu tư và bên mời thầu chấp nhận rộng rãi.</w:t>
+            </w:r>
+          </w:p>
+        </w:tc>
+        <w:tc>
+          <w:tcPr>
+            <w:tcW w:type="dxa" w:w="403"/>
           </w:tcPr>
           <w:p>
             <w:pPr>
@@ -1415,7 +2736,7 @@
             <w:r>
               <w:rPr>
                 <w:b w:val="0"/>
-                <w:sz w:val="21"/>
+                <w:sz w:val="17"/>
               </w:rPr>
               <w:t>(  )</w:t>
             </w:r>
@@ -1423,7 +2744,7 @@
         </w:tc>
         <w:tc>
           <w:tcPr>
-            <w:tcW w:type="dxa" w:w="432"/>
+            <w:tcW w:type="dxa" w:w="403"/>
           </w:tcPr>
           <w:p>
             <w:pPr>
@@ -1433,7 +2754,7 @@
             <w:r>
               <w:rPr>
                 <w:b w:val="0"/>
-                <w:sz w:val="21"/>
+                <w:sz w:val="17"/>
               </w:rPr>
               <w:t>(  )</w:t>
             </w:r>
@@ -1441,7 +2762,7 @@
         </w:tc>
         <w:tc>
           <w:tcPr>
-            <w:tcW w:type="dxa" w:w="432"/>
+            <w:tcW w:type="dxa" w:w="403"/>
           </w:tcPr>
           <w:p>
             <w:pPr>
@@ -1451,7 +2772,7 @@
             <w:r>
               <w:rPr>
                 <w:b w:val="0"/>
-                <w:sz w:val="21"/>
+                <w:sz w:val="17"/>
               </w:rPr>
               <w:t>(  )</w:t>
             </w:r>
@@ -1459,7 +2780,7 @@
         </w:tc>
         <w:tc>
           <w:tcPr>
-            <w:tcW w:type="dxa" w:w="432"/>
+            <w:tcW w:type="dxa" w:w="403"/>
           </w:tcPr>
           <w:p>
             <w:pPr>
@@ -1469,67 +2790,15 @@
             <w:r>
               <w:rPr>
                 <w:b w:val="0"/>
-                <w:sz w:val="21"/>
+                <w:sz w:val="17"/>
               </w:rPr>
               <w:t>(  )</w:t>
             </w:r>
           </w:p>
         </w:tc>
-      </w:tr>
-      <w:tr>
         <w:tc>
           <w:tcPr>
-            <w:tcW w:type="dxa" w:w="9359"/>
-            <w:gridSpan w:val="7"/>
-            <w:shd w:val="clear" w:color="auto" w:fill="F2F2F2"/>
-          </w:tcPr>
-          <w:p>
-            <w:r/>
-            <w:r>
-              <w:rPr>
-                <w:b/>
-                <w:color w:val="003366"/>
-                <w:sz w:val="22"/>
-              </w:rPr>
-              <w:t>III. Tiện ích chuyển đổi số và bảo lãnh điện tử eFAST (DIGITAL_CONV)</w:t>
-            </w:r>
-          </w:p>
-        </w:tc>
-      </w:tr>
-      <w:tr>
-        <w:tc>
-          <w:tcPr>
-            <w:tcW w:type="dxa" w:w="1080"/>
-          </w:tcPr>
-          <w:p>
-            <w:r/>
-            <w:r>
-              <w:rPr>
-                <w:b w:val="0"/>
-                <w:sz w:val="22"/>
-              </w:rPr>
-              <w:t>DIGI1</w:t>
-            </w:r>
-          </w:p>
-        </w:tc>
-        <w:tc>
-          <w:tcPr>
-            <w:tcW w:type="dxa" w:w="5544"/>
-          </w:tcPr>
-          <w:p>
-            <w:r/>
-            <w:r>
-              <w:rPr>
-                <w:b w:val="0"/>
-                <w:sz w:val="22"/>
-              </w:rPr>
-              <w:t>Doanh nghiệp nộp được đề nghị cấp bảo lãnh trực tuyến 24/7 qua nền tảng VietinBank eFAST.</w:t>
-            </w:r>
-          </w:p>
-        </w:tc>
-        <w:tc>
-          <w:tcPr>
-            <w:tcW w:type="dxa" w:w="432"/>
+            <w:tcW w:type="dxa" w:w="403"/>
           </w:tcPr>
           <w:p>
             <w:pPr>
@@ -1539,7 +2808,7 @@
             <w:r>
               <w:rPr>
                 <w:b w:val="0"/>
-                <w:sz w:val="21"/>
+                <w:sz w:val="17"/>
               </w:rPr>
               <w:t>(  )</w:t>
             </w:r>
@@ -1547,7 +2816,7 @@
         </w:tc>
         <w:tc>
           <w:tcPr>
-            <w:tcW w:type="dxa" w:w="432"/>
+            <w:tcW w:type="dxa" w:w="792"/>
           </w:tcPr>
           <w:p>
             <w:pPr>
@@ -1557,15 +2826,47 @@
             <w:r>
               <w:rPr>
                 <w:b w:val="0"/>
-                <w:sz w:val="21"/>
+                <w:sz w:val="17"/>
               </w:rPr>
-              <w:t>(  )</w:t>
+              <w:t>—</w:t>
+            </w:r>
+          </w:p>
+        </w:tc>
+      </w:tr>
+      <w:tr>
+        <w:tc>
+          <w:tcPr>
+            <w:tcW w:type="dxa" w:w="1037"/>
+          </w:tcPr>
+          <w:p>
+            <w:r/>
+            <w:r>
+              <w:rPr>
+                <w:b w:val="0"/>
+                <w:sz w:val="20"/>
+              </w:rPr>
+              <w:t>REPU3</w:t>
             </w:r>
           </w:p>
         </w:tc>
         <w:tc>
           <w:tcPr>
-            <w:tcW w:type="dxa" w:w="432"/>
+            <w:tcW w:type="dxa" w:w="5112"/>
+          </w:tcPr>
+          <w:p>
+            <w:r/>
+            <w:r>
+              <w:rPr>
+                <w:b w:val="0"/>
+                <w:sz w:val="20"/>
+              </w:rPr>
+              <w:t>Năng lực tài chính của VietinBank tạo thêm uy tín cho Doanh nghiệp khi dự thầu.</w:t>
+            </w:r>
+          </w:p>
+        </w:tc>
+        <w:tc>
+          <w:tcPr>
+            <w:tcW w:type="dxa" w:w="403"/>
           </w:tcPr>
           <w:p>
             <w:pPr>
@@ -1575,7 +2876,7 @@
             <w:r>
               <w:rPr>
                 <w:b w:val="0"/>
-                <w:sz w:val="21"/>
+                <w:sz w:val="17"/>
               </w:rPr>
               <w:t>(  )</w:t>
             </w:r>
@@ -1583,7 +2884,7 @@
         </w:tc>
         <w:tc>
           <w:tcPr>
-            <w:tcW w:type="dxa" w:w="432"/>
+            <w:tcW w:type="dxa" w:w="403"/>
           </w:tcPr>
           <w:p>
             <w:pPr>
@@ -1593,7 +2894,7 @@
             <w:r>
               <w:rPr>
                 <w:b w:val="0"/>
-                <w:sz w:val="21"/>
+                <w:sz w:val="17"/>
               </w:rPr>
               <w:t>(  )</w:t>
             </w:r>
@@ -1601,7 +2902,7 @@
         </w:tc>
         <w:tc>
           <w:tcPr>
-            <w:tcW w:type="dxa" w:w="432"/>
+            <w:tcW w:type="dxa" w:w="403"/>
           </w:tcPr>
           <w:p>
             <w:pPr>
@@ -1611,47 +2912,15 @@
             <w:r>
               <w:rPr>
                 <w:b w:val="0"/>
-                <w:sz w:val="21"/>
+                <w:sz w:val="17"/>
               </w:rPr>
               <w:t>(  )</w:t>
             </w:r>
           </w:p>
         </w:tc>
-      </w:tr>
-      <w:tr>
         <w:tc>
           <w:tcPr>
-            <w:tcW w:type="dxa" w:w="1080"/>
-          </w:tcPr>
-          <w:p>
-            <w:r/>
-            <w:r>
-              <w:rPr>
-                <w:b w:val="0"/>
-                <w:sz w:val="22"/>
-              </w:rPr>
-              <w:t>DIGI2</w:t>
-            </w:r>
-          </w:p>
-        </w:tc>
-        <w:tc>
-          <w:tcPr>
-            <w:tcW w:type="dxa" w:w="5544"/>
-          </w:tcPr>
-          <w:p>
-            <w:r/>
-            <w:r>
-              <w:rPr>
-                <w:b w:val="0"/>
-                <w:sz w:val="22"/>
-              </w:rPr>
-              <w:t>VietinBank phát hành Thư bảo lãnh điện tử có chữ ký số nhanh chóng, không cần bản giấy.</w:t>
-            </w:r>
-          </w:p>
-        </w:tc>
-        <w:tc>
-          <w:tcPr>
-            <w:tcW w:type="dxa" w:w="432"/>
+            <w:tcW w:type="dxa" w:w="403"/>
           </w:tcPr>
           <w:p>
             <w:pPr>
@@ -1661,7 +2930,7 @@
             <w:r>
               <w:rPr>
                 <w:b w:val="0"/>
-                <w:sz w:val="21"/>
+                <w:sz w:val="17"/>
               </w:rPr>
               <w:t>(  )</w:t>
             </w:r>
@@ -1669,7 +2938,7 @@
         </w:tc>
         <w:tc>
           <w:tcPr>
-            <w:tcW w:type="dxa" w:w="432"/>
+            <w:tcW w:type="dxa" w:w="403"/>
           </w:tcPr>
           <w:p>
             <w:pPr>
@@ -1679,7 +2948,7 @@
             <w:r>
               <w:rPr>
                 <w:b w:val="0"/>
-                <w:sz w:val="21"/>
+                <w:sz w:val="17"/>
               </w:rPr>
               <w:t>(  )</w:t>
             </w:r>
@@ -1687,7 +2956,7 @@
         </w:tc>
         <w:tc>
           <w:tcPr>
-            <w:tcW w:type="dxa" w:w="432"/>
+            <w:tcW w:type="dxa" w:w="792"/>
           </w:tcPr>
           <w:p>
             <w:pPr>
@@ -1697,15 +2966,47 @@
             <w:r>
               <w:rPr>
                 <w:b w:val="0"/>
-                <w:sz w:val="21"/>
+                <w:sz w:val="17"/>
               </w:rPr>
-              <w:t>(  )</w:t>
+              <w:t>—</w:t>
+            </w:r>
+          </w:p>
+        </w:tc>
+      </w:tr>
+      <w:tr>
+        <w:tc>
+          <w:tcPr>
+            <w:tcW w:type="dxa" w:w="1037"/>
+          </w:tcPr>
+          <w:p>
+            <w:r/>
+            <w:r>
+              <w:rPr>
+                <w:b w:val="0"/>
+                <w:sz w:val="20"/>
+              </w:rPr>
+              <w:t>REPU4</w:t>
             </w:r>
           </w:p>
         </w:tc>
         <w:tc>
           <w:tcPr>
-            <w:tcW w:type="dxa" w:w="432"/>
+            <w:tcW w:type="dxa" w:w="5112"/>
+          </w:tcPr>
+          <w:p>
+            <w:r/>
+            <w:r>
+              <w:rPr>
+                <w:b w:val="0"/>
+                <w:sz w:val="20"/>
+              </w:rPr>
+              <w:t>Doanh nghiệp yên tâm về khả năng VietinBank thực hiện nghĩa vụ khi thư bảo lãnh bị yêu cầu thanh toán.</w:t>
+            </w:r>
+          </w:p>
+        </w:tc>
+        <w:tc>
+          <w:tcPr>
+            <w:tcW w:type="dxa" w:w="403"/>
           </w:tcPr>
           <w:p>
             <w:pPr>
@@ -1715,7 +3016,7 @@
             <w:r>
               <w:rPr>
                 <w:b w:val="0"/>
-                <w:sz w:val="21"/>
+                <w:sz w:val="17"/>
               </w:rPr>
               <w:t>(  )</w:t>
             </w:r>
@@ -1723,7 +3024,7 @@
         </w:tc>
         <w:tc>
           <w:tcPr>
-            <w:tcW w:type="dxa" w:w="432"/>
+            <w:tcW w:type="dxa" w:w="403"/>
           </w:tcPr>
           <w:p>
             <w:pPr>
@@ -1733,47 +3034,15 @@
             <w:r>
               <w:rPr>
                 <w:b w:val="0"/>
-                <w:sz w:val="21"/>
+                <w:sz w:val="17"/>
               </w:rPr>
               <w:t>(  )</w:t>
             </w:r>
           </w:p>
         </w:tc>
-      </w:tr>
-      <w:tr>
         <w:tc>
           <w:tcPr>
-            <w:tcW w:type="dxa" w:w="1080"/>
-          </w:tcPr>
-          <w:p>
-            <w:r/>
-            <w:r>
-              <w:rPr>
-                <w:b w:val="0"/>
-                <w:sz w:val="22"/>
-              </w:rPr>
-              <w:t>DIGI3</w:t>
-            </w:r>
-          </w:p>
-        </w:tc>
-        <w:tc>
-          <w:tcPr>
-            <w:tcW w:type="dxa" w:w="5544"/>
-          </w:tcPr>
-          <w:p>
-            <w:r/>
-            <w:r>
-              <w:rPr>
-                <w:b w:val="0"/>
-                <w:sz w:val="22"/>
-              </w:rPr>
-              <w:t>Việc tra cứu, xác thực và theo dõi trạng thái thư bảo lãnh trực tuyến thuận tiện và đáng tin cậy.</w:t>
-            </w:r>
-          </w:p>
-        </w:tc>
-        <w:tc>
-          <w:tcPr>
-            <w:tcW w:type="dxa" w:w="432"/>
+            <w:tcW w:type="dxa" w:w="403"/>
           </w:tcPr>
           <w:p>
             <w:pPr>
@@ -1783,7 +3052,7 @@
             <w:r>
               <w:rPr>
                 <w:b w:val="0"/>
-                <w:sz w:val="21"/>
+                <w:sz w:val="17"/>
               </w:rPr>
               <w:t>(  )</w:t>
             </w:r>
@@ -1791,7 +3060,7 @@
         </w:tc>
         <w:tc>
           <w:tcPr>
-            <w:tcW w:type="dxa" w:w="432"/>
+            <w:tcW w:type="dxa" w:w="403"/>
           </w:tcPr>
           <w:p>
             <w:pPr>
@@ -1801,7 +3070,7 @@
             <w:r>
               <w:rPr>
                 <w:b w:val="0"/>
-                <w:sz w:val="21"/>
+                <w:sz w:val="17"/>
               </w:rPr>
               <w:t>(  )</w:t>
             </w:r>
@@ -1809,7 +3078,7 @@
         </w:tc>
         <w:tc>
           <w:tcPr>
-            <w:tcW w:type="dxa" w:w="432"/>
+            <w:tcW w:type="dxa" w:w="403"/>
           </w:tcPr>
           <w:p>
             <w:pPr>
@@ -1819,7 +3088,7 @@
             <w:r>
               <w:rPr>
                 <w:b w:val="0"/>
-                <w:sz w:val="21"/>
+                <w:sz w:val="17"/>
               </w:rPr>
               <w:t>(  )</w:t>
             </w:r>
@@ -1827,7 +3096,7 @@
         </w:tc>
         <w:tc>
           <w:tcPr>
-            <w:tcW w:type="dxa" w:w="432"/>
+            <w:tcW w:type="dxa" w:w="792"/>
           </w:tcPr>
           <w:p>
             <w:pPr>
@@ -1837,15 +3106,67 @@
             <w:r>
               <w:rPr>
                 <w:b w:val="0"/>
+                <w:sz w:val="17"/>
+              </w:rPr>
+              <w:t>—</w:t>
+            </w:r>
+          </w:p>
+        </w:tc>
+      </w:tr>
+      <w:tr>
+        <w:tc>
+          <w:tcPr>
+            <w:tcW w:type="dxa" w:w="9648"/>
+            <w:gridSpan w:val="8"/>
+            <w:shd w:val="clear" w:color="auto" w:fill="F2F2F2"/>
+          </w:tcPr>
+          <w:p>
+            <w:r/>
+            <w:r>
+              <w:rPr>
+                <w:b/>
+                <w:color w:val="003366"/>
                 <w:sz w:val="21"/>
               </w:rPr>
-              <w:t>(  )</w:t>
+              <w:t>V. Quan hệ giao dịch và hạn mức   (RELATIONSHIP)</w:t>
+            </w:r>
+          </w:p>
+        </w:tc>
+      </w:tr>
+      <w:tr>
+        <w:tc>
+          <w:tcPr>
+            <w:tcW w:type="dxa" w:w="1037"/>
+          </w:tcPr>
+          <w:p>
+            <w:r/>
+            <w:r>
+              <w:rPr>
+                <w:b w:val="0"/>
+                <w:sz w:val="20"/>
+              </w:rPr>
+              <w:t>RELA1</w:t>
             </w:r>
           </w:p>
         </w:tc>
         <w:tc>
           <w:tcPr>
-            <w:tcW w:type="dxa" w:w="432"/>
+            <w:tcW w:type="dxa" w:w="5112"/>
+          </w:tcPr>
+          <w:p>
+            <w:r/>
+            <w:r>
+              <w:rPr>
+                <w:b w:val="0"/>
+                <w:sz w:val="20"/>
+              </w:rPr>
+              <w:t>Quan hệ tín dụng lâu năm với VietinBank giúp Doanh nghiệp thuận lợi hơn khi đề nghị cấp bảo lãnh.</w:t>
+            </w:r>
+          </w:p>
+        </w:tc>
+        <w:tc>
+          <w:tcPr>
+            <w:tcW w:type="dxa" w:w="403"/>
           </w:tcPr>
           <w:p>
             <w:pPr>
@@ -1855,67 +3176,15 @@
             <w:r>
               <w:rPr>
                 <w:b w:val="0"/>
-                <w:sz w:val="21"/>
+                <w:sz w:val="17"/>
               </w:rPr>
               <w:t>(  )</w:t>
             </w:r>
           </w:p>
         </w:tc>
-      </w:tr>
-      <w:tr>
         <w:tc>
           <w:tcPr>
-            <w:tcW w:type="dxa" w:w="9359"/>
-            <w:gridSpan w:val="7"/>
-            <w:shd w:val="clear" w:color="auto" w:fill="F2F2F2"/>
-          </w:tcPr>
-          <w:p>
-            <w:r/>
-            <w:r>
-              <w:rPr>
-                <w:b/>
-                <w:color w:val="003366"/>
-                <w:sz w:val="22"/>
-              </w:rPr>
-              <w:t>IV. Uy tín và thương hiệu ngân hàng (BANK_REP)</w:t>
-            </w:r>
-          </w:p>
-        </w:tc>
-      </w:tr>
-      <w:tr>
-        <w:tc>
-          <w:tcPr>
-            <w:tcW w:type="dxa" w:w="1080"/>
-          </w:tcPr>
-          <w:p>
-            <w:r/>
-            <w:r>
-              <w:rPr>
-                <w:b w:val="0"/>
-                <w:sz w:val="22"/>
-              </w:rPr>
-              <w:t>REPU1</w:t>
-            </w:r>
-          </w:p>
-        </w:tc>
-        <w:tc>
-          <w:tcPr>
-            <w:tcW w:type="dxa" w:w="5544"/>
-          </w:tcPr>
-          <w:p>
-            <w:r/>
-            <w:r>
-              <w:rPr>
-                <w:b w:val="0"/>
-                <w:sz w:val="22"/>
-              </w:rPr>
-              <w:t>VietinBank có uy tín và thương hiệu thuộc nhóm dẫn đầu thị trường ngân hàng Việt Nam.</w:t>
-            </w:r>
-          </w:p>
-        </w:tc>
-        <w:tc>
-          <w:tcPr>
-            <w:tcW w:type="dxa" w:w="432"/>
+            <w:tcW w:type="dxa" w:w="403"/>
           </w:tcPr>
           <w:p>
             <w:pPr>
@@ -1925,7 +3194,7 @@
             <w:r>
               <w:rPr>
                 <w:b w:val="0"/>
-                <w:sz w:val="21"/>
+                <w:sz w:val="17"/>
               </w:rPr>
               <w:t>(  )</w:t>
             </w:r>
@@ -1933,7 +3202,7 @@
         </w:tc>
         <w:tc>
           <w:tcPr>
-            <w:tcW w:type="dxa" w:w="432"/>
+            <w:tcW w:type="dxa" w:w="403"/>
           </w:tcPr>
           <w:p>
             <w:pPr>
@@ -1943,7 +3212,7 @@
             <w:r>
               <w:rPr>
                 <w:b w:val="0"/>
-                <w:sz w:val="21"/>
+                <w:sz w:val="17"/>
               </w:rPr>
               <w:t>(  )</w:t>
             </w:r>
@@ -1951,7 +3220,7 @@
         </w:tc>
         <w:tc>
           <w:tcPr>
-            <w:tcW w:type="dxa" w:w="432"/>
+            <w:tcW w:type="dxa" w:w="403"/>
           </w:tcPr>
           <w:p>
             <w:pPr>
@@ -1961,7 +3230,7 @@
             <w:r>
               <w:rPr>
                 <w:b w:val="0"/>
-                <w:sz w:val="21"/>
+                <w:sz w:val="17"/>
               </w:rPr>
               <w:t>(  )</w:t>
             </w:r>
@@ -1969,7 +3238,7 @@
         </w:tc>
         <w:tc>
           <w:tcPr>
-            <w:tcW w:type="dxa" w:w="432"/>
+            <w:tcW w:type="dxa" w:w="403"/>
           </w:tcPr>
           <w:p>
             <w:pPr>
@@ -1979,7 +3248,7 @@
             <w:r>
               <w:rPr>
                 <w:b w:val="0"/>
-                <w:sz w:val="21"/>
+                <w:sz w:val="17"/>
               </w:rPr>
               <w:t>(  )</w:t>
             </w:r>
@@ -1987,7 +3256,7 @@
         </w:tc>
         <w:tc>
           <w:tcPr>
-            <w:tcW w:type="dxa" w:w="432"/>
+            <w:tcW w:type="dxa" w:w="792"/>
           </w:tcPr>
           <w:p>
             <w:pPr>
@@ -1997,9 +3266,9 @@
             <w:r>
               <w:rPr>
                 <w:b w:val="0"/>
-                <w:sz w:val="21"/>
+                <w:sz w:val="17"/>
               </w:rPr>
-              <w:t>(  )</w:t>
+              <w:t>—</w:t>
             </w:r>
           </w:p>
         </w:tc>
@@ -2007,37 +3276,37 @@
       <w:tr>
         <w:tc>
           <w:tcPr>
-            <w:tcW w:type="dxa" w:w="1080"/>
+            <w:tcW w:type="dxa" w:w="1037"/>
           </w:tcPr>
           <w:p>
             <w:r/>
             <w:r>
               <w:rPr>
                 <w:b w:val="0"/>
-                <w:sz w:val="22"/>
+                <w:sz w:val="20"/>
               </w:rPr>
-              <w:t>REPU2</w:t>
+              <w:t>RELA2</w:t>
             </w:r>
           </w:p>
         </w:tc>
         <w:tc>
           <w:tcPr>
-            <w:tcW w:type="dxa" w:w="5544"/>
+            <w:tcW w:type="dxa" w:w="5112"/>
           </w:tcPr>
           <w:p>
             <w:r/>
             <w:r>
               <w:rPr>
                 <w:b w:val="0"/>
-                <w:sz w:val="22"/>
+                <w:sz w:val="20"/>
               </w:rPr>
-              <w:t>Thư bảo lãnh do VietinBank phát hành được Chủ đầu tư và Bên mời thầu chấp nhận rộng rãi hơn so với thư của nhiều ngân hàng khác.</w:t>
+              <w:t>Việc sử dụng các dịch vụ khác tại VietinBank mang lại ưu đãi cho hoạt động bảo lãnh.</w:t>
             </w:r>
           </w:p>
         </w:tc>
         <w:tc>
           <w:tcPr>
-            <w:tcW w:type="dxa" w:w="432"/>
+            <w:tcW w:type="dxa" w:w="403"/>
           </w:tcPr>
           <w:p>
             <w:pPr>
@@ -2047,7 +3316,7 @@
             <w:r>
               <w:rPr>
                 <w:b w:val="0"/>
-                <w:sz w:val="21"/>
+                <w:sz w:val="17"/>
               </w:rPr>
               <w:t>(  )</w:t>
             </w:r>
@@ -2055,7 +3324,7 @@
         </w:tc>
         <w:tc>
           <w:tcPr>
-            <w:tcW w:type="dxa" w:w="432"/>
+            <w:tcW w:type="dxa" w:w="403"/>
           </w:tcPr>
           <w:p>
             <w:pPr>
@@ -2065,7 +3334,7 @@
             <w:r>
               <w:rPr>
                 <w:b w:val="0"/>
-                <w:sz w:val="21"/>
+                <w:sz w:val="17"/>
               </w:rPr>
               <w:t>(  )</w:t>
             </w:r>
@@ -2073,7 +3342,7 @@
         </w:tc>
         <w:tc>
           <w:tcPr>
-            <w:tcW w:type="dxa" w:w="432"/>
+            <w:tcW w:type="dxa" w:w="403"/>
           </w:tcPr>
           <w:p>
             <w:pPr>
@@ -2083,7 +3352,7 @@
             <w:r>
               <w:rPr>
                 <w:b w:val="0"/>
-                <w:sz w:val="21"/>
+                <w:sz w:val="17"/>
               </w:rPr>
               <w:t>(  )</w:t>
             </w:r>
@@ -2091,7 +3360,7 @@
         </w:tc>
         <w:tc>
           <w:tcPr>
-            <w:tcW w:type="dxa" w:w="432"/>
+            <w:tcW w:type="dxa" w:w="403"/>
           </w:tcPr>
           <w:p>
             <w:pPr>
@@ -2101,7 +3370,7 @@
             <w:r>
               <w:rPr>
                 <w:b w:val="0"/>
-                <w:sz w:val="21"/>
+                <w:sz w:val="17"/>
               </w:rPr>
               <w:t>(  )</w:t>
             </w:r>
@@ -2109,7 +3378,7 @@
         </w:tc>
         <w:tc>
           <w:tcPr>
-            <w:tcW w:type="dxa" w:w="432"/>
+            <w:tcW w:type="dxa" w:w="403"/>
           </w:tcPr>
           <w:p>
             <w:pPr>
@@ -2119,47 +3388,15 @@
             <w:r>
               <w:rPr>
                 <w:b w:val="0"/>
-                <w:sz w:val="21"/>
+                <w:sz w:val="17"/>
               </w:rPr>
               <w:t>(  )</w:t>
             </w:r>
           </w:p>
         </w:tc>
-      </w:tr>
-      <w:tr>
         <w:tc>
           <w:tcPr>
-            <w:tcW w:type="dxa" w:w="1080"/>
-          </w:tcPr>
-          <w:p>
-            <w:r/>
-            <w:r>
-              <w:rPr>
-                <w:b w:val="0"/>
-                <w:sz w:val="22"/>
-              </w:rPr>
-              <w:t>REPU3</w:t>
-            </w:r>
-          </w:p>
-        </w:tc>
-        <w:tc>
-          <w:tcPr>
-            <w:tcW w:type="dxa" w:w="5544"/>
-          </w:tcPr>
-          <w:p>
-            <w:r/>
-            <w:r>
-              <w:rPr>
-                <w:b w:val="0"/>
-                <w:sz w:val="22"/>
-              </w:rPr>
-              <w:t>Năng lực tài chính của VietinBank tạo thêm uy tín cho Doanh nghiệp khi tham gia đấu thầu và ký kết hợp đồng.</w:t>
-            </w:r>
-          </w:p>
-        </w:tc>
-        <w:tc>
-          <w:tcPr>
-            <w:tcW w:type="dxa" w:w="432"/>
+            <w:tcW w:type="dxa" w:w="792"/>
           </w:tcPr>
           <w:p>
             <w:pPr>
@@ -2169,15 +3406,47 @@
             <w:r>
               <w:rPr>
                 <w:b w:val="0"/>
-                <w:sz w:val="21"/>
+                <w:sz w:val="17"/>
               </w:rPr>
-              <w:t>(  )</w:t>
+              <w:t>—</w:t>
+            </w:r>
+          </w:p>
+        </w:tc>
+      </w:tr>
+      <w:tr>
+        <w:tc>
+          <w:tcPr>
+            <w:tcW w:type="dxa" w:w="1037"/>
+          </w:tcPr>
+          <w:p>
+            <w:r/>
+            <w:r>
+              <w:rPr>
+                <w:b w:val="0"/>
+                <w:sz w:val="20"/>
+              </w:rPr>
+              <w:t>RELA3</w:t>
             </w:r>
           </w:p>
         </w:tc>
         <w:tc>
           <w:tcPr>
-            <w:tcW w:type="dxa" w:w="432"/>
+            <w:tcW w:type="dxa" w:w="5112"/>
+          </w:tcPr>
+          <w:p>
+            <w:r/>
+            <w:r>
+              <w:rPr>
+                <w:b w:val="0"/>
+                <w:sz w:val="20"/>
+              </w:rPr>
+              <w:t>VietinBank cấp hạn mức bảo lãnh phù hợp với nhu cầu của Doanh nghiệp.</w:t>
+            </w:r>
+          </w:p>
+        </w:tc>
+        <w:tc>
+          <w:tcPr>
+            <w:tcW w:type="dxa" w:w="403"/>
           </w:tcPr>
           <w:p>
             <w:pPr>
@@ -2187,7 +3456,7 @@
             <w:r>
               <w:rPr>
                 <w:b w:val="0"/>
-                <w:sz w:val="21"/>
+                <w:sz w:val="17"/>
               </w:rPr>
               <w:t>(  )</w:t>
             </w:r>
@@ -2195,7 +3464,7 @@
         </w:tc>
         <w:tc>
           <w:tcPr>
-            <w:tcW w:type="dxa" w:w="432"/>
+            <w:tcW w:type="dxa" w:w="403"/>
           </w:tcPr>
           <w:p>
             <w:pPr>
@@ -2205,7 +3474,7 @@
             <w:r>
               <w:rPr>
                 <w:b w:val="0"/>
-                <w:sz w:val="21"/>
+                <w:sz w:val="17"/>
               </w:rPr>
               <w:t>(  )</w:t>
             </w:r>
@@ -2213,7 +3482,7 @@
         </w:tc>
         <w:tc>
           <w:tcPr>
-            <w:tcW w:type="dxa" w:w="432"/>
+            <w:tcW w:type="dxa" w:w="403"/>
           </w:tcPr>
           <w:p>
             <w:pPr>
@@ -2223,7 +3492,7 @@
             <w:r>
               <w:rPr>
                 <w:b w:val="0"/>
-                <w:sz w:val="21"/>
+                <w:sz w:val="17"/>
               </w:rPr>
               <w:t>(  )</w:t>
             </w:r>
@@ -2231,7 +3500,7 @@
         </w:tc>
         <w:tc>
           <w:tcPr>
-            <w:tcW w:type="dxa" w:w="432"/>
+            <w:tcW w:type="dxa" w:w="403"/>
           </w:tcPr>
           <w:p>
             <w:pPr>
@@ -2241,67 +3510,15 @@
             <w:r>
               <w:rPr>
                 <w:b w:val="0"/>
-                <w:sz w:val="21"/>
+                <w:sz w:val="17"/>
               </w:rPr>
               <w:t>(  )</w:t>
             </w:r>
           </w:p>
         </w:tc>
-      </w:tr>
-      <w:tr>
         <w:tc>
           <w:tcPr>
-            <w:tcW w:type="dxa" w:w="9359"/>
-            <w:gridSpan w:val="7"/>
-            <w:shd w:val="clear" w:color="auto" w:fill="F2F2F2"/>
-          </w:tcPr>
-          <w:p>
-            <w:r/>
-            <w:r>
-              <w:rPr>
-                <w:b/>
-                <w:color w:val="003366"/>
-                <w:sz w:val="22"/>
-              </w:rPr>
-              <w:t>V. Quan hệ tín dụng và chính sách hạn mức (RELATIONSHIP)</w:t>
-            </w:r>
-          </w:p>
-        </w:tc>
-      </w:tr>
-      <w:tr>
-        <w:tc>
-          <w:tcPr>
-            <w:tcW w:type="dxa" w:w="1080"/>
-          </w:tcPr>
-          <w:p>
-            <w:r/>
-            <w:r>
-              <w:rPr>
-                <w:b w:val="0"/>
-                <w:sz w:val="22"/>
-              </w:rPr>
-              <w:t>RELA1</w:t>
-            </w:r>
-          </w:p>
-        </w:tc>
-        <w:tc>
-          <w:tcPr>
-            <w:tcW w:type="dxa" w:w="5544"/>
-          </w:tcPr>
-          <w:p>
-            <w:r/>
-            <w:r>
-              <w:rPr>
-                <w:b w:val="0"/>
-                <w:sz w:val="22"/>
-              </w:rPr>
-              <w:t>Lịch sử quan hệ tín dụng lâu năm với VietinBank giúp Doanh nghiệp thuận lợi hơn khi đề nghị cấp bảo lãnh.</w:t>
-            </w:r>
-          </w:p>
-        </w:tc>
-        <w:tc>
-          <w:tcPr>
-            <w:tcW w:type="dxa" w:w="432"/>
+            <w:tcW w:type="dxa" w:w="403"/>
           </w:tcPr>
           <w:p>
             <w:pPr>
@@ -2311,7 +3528,7 @@
             <w:r>
               <w:rPr>
                 <w:b w:val="0"/>
-                <w:sz w:val="21"/>
+                <w:sz w:val="17"/>
               </w:rPr>
               <w:t>(  )</w:t>
             </w:r>
@@ -2319,7 +3536,7 @@
         </w:tc>
         <w:tc>
           <w:tcPr>
-            <w:tcW w:type="dxa" w:w="432"/>
+            <w:tcW w:type="dxa" w:w="792"/>
           </w:tcPr>
           <w:p>
             <w:pPr>
@@ -2329,15 +3546,47 @@
             <w:r>
               <w:rPr>
                 <w:b w:val="0"/>
-                <w:sz w:val="21"/>
+                <w:sz w:val="17"/>
               </w:rPr>
-              <w:t>(  )</w:t>
+              <w:t>—</w:t>
+            </w:r>
+          </w:p>
+        </w:tc>
+      </w:tr>
+      <w:tr>
+        <w:tc>
+          <w:tcPr>
+            <w:tcW w:type="dxa" w:w="1037"/>
+          </w:tcPr>
+          <w:p>
+            <w:r/>
+            <w:r>
+              <w:rPr>
+                <w:b w:val="0"/>
+                <w:sz w:val="20"/>
+              </w:rPr>
+              <w:t>RELA4</w:t>
             </w:r>
           </w:p>
         </w:tc>
         <w:tc>
           <w:tcPr>
-            <w:tcW w:type="dxa" w:w="432"/>
+            <w:tcW w:type="dxa" w:w="5112"/>
+          </w:tcPr>
+          <w:p>
+            <w:r/>
+            <w:r>
+              <w:rPr>
+                <w:b w:val="0"/>
+                <w:sz w:val="20"/>
+              </w:rPr>
+              <w:t>VietinBank điều chỉnh hạn mức kịp thời khi nhu cầu của Doanh nghiệp thay đổi.</w:t>
+            </w:r>
+          </w:p>
+        </w:tc>
+        <w:tc>
+          <w:tcPr>
+            <w:tcW w:type="dxa" w:w="403"/>
           </w:tcPr>
           <w:p>
             <w:pPr>
@@ -2347,7 +3596,7 @@
             <w:r>
               <w:rPr>
                 <w:b w:val="0"/>
-                <w:sz w:val="21"/>
+                <w:sz w:val="17"/>
               </w:rPr>
               <w:t>(  )</w:t>
             </w:r>
@@ -2355,7 +3604,7 @@
         </w:tc>
         <w:tc>
           <w:tcPr>
-            <w:tcW w:type="dxa" w:w="432"/>
+            <w:tcW w:type="dxa" w:w="403"/>
           </w:tcPr>
           <w:p>
             <w:pPr>
@@ -2365,7 +3614,7 @@
             <w:r>
               <w:rPr>
                 <w:b w:val="0"/>
-                <w:sz w:val="21"/>
+                <w:sz w:val="17"/>
               </w:rPr>
               <w:t>(  )</w:t>
             </w:r>
@@ -2373,7 +3622,7 @@
         </w:tc>
         <w:tc>
           <w:tcPr>
-            <w:tcW w:type="dxa" w:w="432"/>
+            <w:tcW w:type="dxa" w:w="403"/>
           </w:tcPr>
           <w:p>
             <w:pPr>
@@ -2383,47 +3632,15 @@
             <w:r>
               <w:rPr>
                 <w:b w:val="0"/>
-                <w:sz w:val="21"/>
+                <w:sz w:val="17"/>
               </w:rPr>
               <w:t>(  )</w:t>
             </w:r>
           </w:p>
         </w:tc>
-      </w:tr>
-      <w:tr>
         <w:tc>
           <w:tcPr>
-            <w:tcW w:type="dxa" w:w="1080"/>
-          </w:tcPr>
-          <w:p>
-            <w:r/>
-            <w:r>
-              <w:rPr>
-                <w:b w:val="0"/>
-                <w:sz w:val="22"/>
-              </w:rPr>
-              <w:t>RELA2</w:t>
-            </w:r>
-          </w:p>
-        </w:tc>
-        <w:tc>
-          <w:tcPr>
-            <w:tcW w:type="dxa" w:w="5544"/>
-          </w:tcPr>
-          <w:p>
-            <w:r/>
-            <w:r>
-              <w:rPr>
-                <w:b w:val="0"/>
-                <w:sz w:val="22"/>
-              </w:rPr>
-              <w:t>Việc sử dụng đồng thời nhiều dịch vụ khác tại VietinBank (tài khoản, thanh toán, trả lương, tài trợ vốn) mang lại ưu đãi cho hoạt động bảo lãnh.</w:t>
-            </w:r>
-          </w:p>
-        </w:tc>
-        <w:tc>
-          <w:tcPr>
-            <w:tcW w:type="dxa" w:w="432"/>
+            <w:tcW w:type="dxa" w:w="403"/>
           </w:tcPr>
           <w:p>
             <w:pPr>
@@ -2433,7 +3650,7 @@
             <w:r>
               <w:rPr>
                 <w:b w:val="0"/>
-                <w:sz w:val="21"/>
+                <w:sz w:val="17"/>
               </w:rPr>
               <w:t>(  )</w:t>
             </w:r>
@@ -2441,7 +3658,7 @@
         </w:tc>
         <w:tc>
           <w:tcPr>
-            <w:tcW w:type="dxa" w:w="432"/>
+            <w:tcW w:type="dxa" w:w="403"/>
           </w:tcPr>
           <w:p>
             <w:pPr>
@@ -2451,7 +3668,7 @@
             <w:r>
               <w:rPr>
                 <w:b w:val="0"/>
-                <w:sz w:val="21"/>
+                <w:sz w:val="17"/>
               </w:rPr>
               <w:t>(  )</w:t>
             </w:r>
@@ -2459,7 +3676,7 @@
         </w:tc>
         <w:tc>
           <w:tcPr>
-            <w:tcW w:type="dxa" w:w="432"/>
+            <w:tcW w:type="dxa" w:w="792"/>
           </w:tcPr>
           <w:p>
             <w:pPr>
@@ -2469,15 +3686,67 @@
             <w:r>
               <w:rPr>
                 <w:b w:val="0"/>
+                <w:sz w:val="17"/>
+              </w:rPr>
+              <w:t>—</w:t>
+            </w:r>
+          </w:p>
+        </w:tc>
+      </w:tr>
+      <w:tr>
+        <w:tc>
+          <w:tcPr>
+            <w:tcW w:type="dxa" w:w="9648"/>
+            <w:gridSpan w:val="8"/>
+            <w:shd w:val="clear" w:color="auto" w:fill="F2F2F2"/>
+          </w:tcPr>
+          <w:p>
+            <w:r/>
+            <w:r>
+              <w:rPr>
+                <w:b/>
+                <w:color w:val="003366"/>
                 <w:sz w:val="21"/>
               </w:rPr>
-              <w:t>(  )</w:t>
+              <w:t>VI. Năng lực cán bộ   (STAFF_QUAL)</w:t>
+            </w:r>
+          </w:p>
+        </w:tc>
+      </w:tr>
+      <w:tr>
+        <w:tc>
+          <w:tcPr>
+            <w:tcW w:type="dxa" w:w="1037"/>
+          </w:tcPr>
+          <w:p>
+            <w:r/>
+            <w:r>
+              <w:rPr>
+                <w:b w:val="0"/>
+                <w:sz w:val="20"/>
+              </w:rPr>
+              <w:t>STAFF1</w:t>
             </w:r>
           </w:p>
         </w:tc>
         <w:tc>
           <w:tcPr>
-            <w:tcW w:type="dxa" w:w="432"/>
+            <w:tcW w:type="dxa" w:w="5112"/>
+          </w:tcPr>
+          <w:p>
+            <w:r/>
+            <w:r>
+              <w:rPr>
+                <w:b w:val="0"/>
+                <w:sz w:val="20"/>
+              </w:rPr>
+              <w:t>Cán bộ VietinBank có chuyên môn vững về nghiệp vụ bảo lãnh.</w:t>
+            </w:r>
+          </w:p>
+        </w:tc>
+        <w:tc>
+          <w:tcPr>
+            <w:tcW w:type="dxa" w:w="403"/>
           </w:tcPr>
           <w:p>
             <w:pPr>
@@ -2487,7 +3756,7 @@
             <w:r>
               <w:rPr>
                 <w:b w:val="0"/>
-                <w:sz w:val="21"/>
+                <w:sz w:val="17"/>
               </w:rPr>
               <w:t>(  )</w:t>
             </w:r>
@@ -2495,7 +3764,7 @@
         </w:tc>
         <w:tc>
           <w:tcPr>
-            <w:tcW w:type="dxa" w:w="432"/>
+            <w:tcW w:type="dxa" w:w="403"/>
           </w:tcPr>
           <w:p>
             <w:pPr>
@@ -2505,47 +3774,15 @@
             <w:r>
               <w:rPr>
                 <w:b w:val="0"/>
-                <w:sz w:val="21"/>
+                <w:sz w:val="17"/>
               </w:rPr>
               <w:t>(  )</w:t>
             </w:r>
           </w:p>
         </w:tc>
-      </w:tr>
-      <w:tr>
         <w:tc>
           <w:tcPr>
-            <w:tcW w:type="dxa" w:w="1080"/>
-          </w:tcPr>
-          <w:p>
-            <w:r/>
-            <w:r>
-              <w:rPr>
-                <w:b w:val="0"/>
-                <w:sz w:val="22"/>
-              </w:rPr>
-              <w:t>RELA3</w:t>
-            </w:r>
-          </w:p>
-        </w:tc>
-        <w:tc>
-          <w:tcPr>
-            <w:tcW w:type="dxa" w:w="5544"/>
-          </w:tcPr>
-          <w:p>
-            <w:r/>
-            <w:r>
-              <w:rPr>
-                <w:b w:val="0"/>
-                <w:sz w:val="22"/>
-              </w:rPr>
-              <w:t>VietinBank cấp và điều chỉnh hạn mức bảo lãnh linh hoạt theo nhu cầu thực tế của Doanh nghiệp.</w:t>
-            </w:r>
-          </w:p>
-        </w:tc>
-        <w:tc>
-          <w:tcPr>
-            <w:tcW w:type="dxa" w:w="432"/>
+            <w:tcW w:type="dxa" w:w="403"/>
           </w:tcPr>
           <w:p>
             <w:pPr>
@@ -2555,7 +3792,7 @@
             <w:r>
               <w:rPr>
                 <w:b w:val="0"/>
-                <w:sz w:val="21"/>
+                <w:sz w:val="17"/>
               </w:rPr>
               <w:t>(  )</w:t>
             </w:r>
@@ -2563,7 +3800,7 @@
         </w:tc>
         <w:tc>
           <w:tcPr>
-            <w:tcW w:type="dxa" w:w="432"/>
+            <w:tcW w:type="dxa" w:w="403"/>
           </w:tcPr>
           <w:p>
             <w:pPr>
@@ -2573,7 +3810,7 @@
             <w:r>
               <w:rPr>
                 <w:b w:val="0"/>
-                <w:sz w:val="21"/>
+                <w:sz w:val="17"/>
               </w:rPr>
               <w:t>(  )</w:t>
             </w:r>
@@ -2581,7 +3818,7 @@
         </w:tc>
         <w:tc>
           <w:tcPr>
-            <w:tcW w:type="dxa" w:w="432"/>
+            <w:tcW w:type="dxa" w:w="403"/>
           </w:tcPr>
           <w:p>
             <w:pPr>
@@ -2591,7 +3828,7 @@
             <w:r>
               <w:rPr>
                 <w:b w:val="0"/>
-                <w:sz w:val="21"/>
+                <w:sz w:val="17"/>
               </w:rPr>
               <w:t>(  )</w:t>
             </w:r>
@@ -2599,7 +3836,7 @@
         </w:tc>
         <w:tc>
           <w:tcPr>
-            <w:tcW w:type="dxa" w:w="432"/>
+            <w:tcW w:type="dxa" w:w="792"/>
           </w:tcPr>
           <w:p>
             <w:pPr>
@@ -2609,15 +3846,47 @@
             <w:r>
               <w:rPr>
                 <w:b w:val="0"/>
-                <w:sz w:val="21"/>
+                <w:sz w:val="17"/>
               </w:rPr>
-              <w:t>(  )</w:t>
+              <w:t>—</w:t>
+            </w:r>
+          </w:p>
+        </w:tc>
+      </w:tr>
+      <w:tr>
+        <w:tc>
+          <w:tcPr>
+            <w:tcW w:type="dxa" w:w="1037"/>
+          </w:tcPr>
+          <w:p>
+            <w:r/>
+            <w:r>
+              <w:rPr>
+                <w:b w:val="0"/>
+                <w:sz w:val="20"/>
+              </w:rPr>
+              <w:t>STAFF2</w:t>
             </w:r>
           </w:p>
         </w:tc>
         <w:tc>
           <w:tcPr>
-            <w:tcW w:type="dxa" w:w="432"/>
+            <w:tcW w:type="dxa" w:w="5112"/>
+          </w:tcPr>
+          <w:p>
+            <w:r/>
+            <w:r>
+              <w:rPr>
+                <w:b w:val="0"/>
+                <w:sz w:val="20"/>
+              </w:rPr>
+              <w:t>Cán bộ VietinBank tư vấn được nội dung thư bảo lãnh phù hợp quy định pháp luật hiện hành.</w:t>
+            </w:r>
+          </w:p>
+        </w:tc>
+        <w:tc>
+          <w:tcPr>
+            <w:tcW w:type="dxa" w:w="403"/>
           </w:tcPr>
           <w:p>
             <w:pPr>
@@ -2627,67 +3896,15 @@
             <w:r>
               <w:rPr>
                 <w:b w:val="0"/>
-                <w:sz w:val="21"/>
+                <w:sz w:val="17"/>
               </w:rPr>
               <w:t>(  )</w:t>
             </w:r>
           </w:p>
         </w:tc>
-      </w:tr>
-      <w:tr>
         <w:tc>
           <w:tcPr>
-            <w:tcW w:type="dxa" w:w="9359"/>
-            <w:gridSpan w:val="7"/>
-            <w:shd w:val="clear" w:color="auto" w:fill="F2F2F2"/>
-          </w:tcPr>
-          <w:p>
-            <w:r/>
-            <w:r>
-              <w:rPr>
-                <w:b/>
-                <w:color w:val="003366"/>
-                <w:sz w:val="22"/>
-              </w:rPr>
-              <w:t>VI. Năng lực chuyên môn và tư vấn pháp lý của cán bộ (STAFF_QUAL)</w:t>
-            </w:r>
-          </w:p>
-        </w:tc>
-      </w:tr>
-      <w:tr>
-        <w:tc>
-          <w:tcPr>
-            <w:tcW w:type="dxa" w:w="1080"/>
-          </w:tcPr>
-          <w:p>
-            <w:r/>
-            <w:r>
-              <w:rPr>
-                <w:b w:val="0"/>
-                <w:sz w:val="22"/>
-              </w:rPr>
-              <w:t>STAFF1</w:t>
-            </w:r>
-          </w:p>
-        </w:tc>
-        <w:tc>
-          <w:tcPr>
-            <w:tcW w:type="dxa" w:w="5544"/>
-          </w:tcPr>
-          <w:p>
-            <w:r/>
-            <w:r>
-              <w:rPr>
-                <w:b w:val="0"/>
-                <w:sz w:val="22"/>
-              </w:rPr>
-              <w:t>Cán bộ quan hệ khách hàng của VietinBank có chuyên môn vững về nghiệp vụ bảo lãnh.</w:t>
-            </w:r>
-          </w:p>
-        </w:tc>
-        <w:tc>
-          <w:tcPr>
-            <w:tcW w:type="dxa" w:w="432"/>
+            <w:tcW w:type="dxa" w:w="403"/>
           </w:tcPr>
           <w:p>
             <w:pPr>
@@ -2697,7 +3914,7 @@
             <w:r>
               <w:rPr>
                 <w:b w:val="0"/>
-                <w:sz w:val="21"/>
+                <w:sz w:val="17"/>
               </w:rPr>
               <w:t>(  )</w:t>
             </w:r>
@@ -2705,7 +3922,7 @@
         </w:tc>
         <w:tc>
           <w:tcPr>
-            <w:tcW w:type="dxa" w:w="432"/>
+            <w:tcW w:type="dxa" w:w="403"/>
           </w:tcPr>
           <w:p>
             <w:pPr>
@@ -2715,7 +3932,7 @@
             <w:r>
               <w:rPr>
                 <w:b w:val="0"/>
-                <w:sz w:val="21"/>
+                <w:sz w:val="17"/>
               </w:rPr>
               <w:t>(  )</w:t>
             </w:r>
@@ -2723,7 +3940,7 @@
         </w:tc>
         <w:tc>
           <w:tcPr>
-            <w:tcW w:type="dxa" w:w="432"/>
+            <w:tcW w:type="dxa" w:w="403"/>
           </w:tcPr>
           <w:p>
             <w:pPr>
@@ -2733,7 +3950,7 @@
             <w:r>
               <w:rPr>
                 <w:b w:val="0"/>
-                <w:sz w:val="21"/>
+                <w:sz w:val="17"/>
               </w:rPr>
               <w:t>(  )</w:t>
             </w:r>
@@ -2741,7 +3958,7 @@
         </w:tc>
         <w:tc>
           <w:tcPr>
-            <w:tcW w:type="dxa" w:w="432"/>
+            <w:tcW w:type="dxa" w:w="403"/>
           </w:tcPr>
           <w:p>
             <w:pPr>
@@ -2751,7 +3968,7 @@
             <w:r>
               <w:rPr>
                 <w:b w:val="0"/>
-                <w:sz w:val="21"/>
+                <w:sz w:val="17"/>
               </w:rPr>
               <w:t>(  )</w:t>
             </w:r>
@@ -2759,7 +3976,7 @@
         </w:tc>
         <w:tc>
           <w:tcPr>
-            <w:tcW w:type="dxa" w:w="432"/>
+            <w:tcW w:type="dxa" w:w="792"/>
           </w:tcPr>
           <w:p>
             <w:pPr>
@@ -2769,9 +3986,9 @@
             <w:r>
               <w:rPr>
                 <w:b w:val="0"/>
-                <w:sz w:val="21"/>
+                <w:sz w:val="17"/>
               </w:rPr>
-              <w:t>(  )</w:t>
+              <w:t>—</w:t>
             </w:r>
           </w:p>
         </w:tc>
@@ -2779,37 +3996,37 @@
       <w:tr>
         <w:tc>
           <w:tcPr>
-            <w:tcW w:type="dxa" w:w="1080"/>
+            <w:tcW w:type="dxa" w:w="1037"/>
           </w:tcPr>
           <w:p>
             <w:r/>
             <w:r>
               <w:rPr>
                 <w:b w:val="0"/>
-                <w:sz w:val="22"/>
+                <w:sz w:val="20"/>
               </w:rPr>
-              <w:t>STAFF2</w:t>
+              <w:t>STAFF3</w:t>
             </w:r>
           </w:p>
         </w:tc>
         <w:tc>
           <w:tcPr>
-            <w:tcW w:type="dxa" w:w="5544"/>
+            <w:tcW w:type="dxa" w:w="5112"/>
           </w:tcPr>
           <w:p>
             <w:r/>
             <w:r>
               <w:rPr>
                 <w:b w:val="0"/>
-                <w:sz w:val="22"/>
+                <w:sz w:val="20"/>
               </w:rPr>
-              <w:t>Cán bộ VietinBank tư vấn được điều khoản thư bảo lãnh phù hợp quy định pháp luật hiện hành (Luật Đấu thầu, Thông tư 61/2024/TT-NHNN) và thông lệ quốc tế URDG 758.</w:t>
+              <w:t>Cán bộ VietinBank cảnh báo được các rủi ro trong điều khoản bảo lãnh trước khi phát hành.</w:t>
             </w:r>
           </w:p>
         </w:tc>
         <w:tc>
           <w:tcPr>
-            <w:tcW w:type="dxa" w:w="432"/>
+            <w:tcW w:type="dxa" w:w="403"/>
           </w:tcPr>
           <w:p>
             <w:pPr>
@@ -2819,7 +4036,7 @@
             <w:r>
               <w:rPr>
                 <w:b w:val="0"/>
-                <w:sz w:val="21"/>
+                <w:sz w:val="17"/>
               </w:rPr>
               <w:t>(  )</w:t>
             </w:r>
@@ -2827,7 +4044,7 @@
         </w:tc>
         <w:tc>
           <w:tcPr>
-            <w:tcW w:type="dxa" w:w="432"/>
+            <w:tcW w:type="dxa" w:w="403"/>
           </w:tcPr>
           <w:p>
             <w:pPr>
@@ -2837,7 +4054,7 @@
             <w:r>
               <w:rPr>
                 <w:b w:val="0"/>
-                <w:sz w:val="21"/>
+                <w:sz w:val="17"/>
               </w:rPr>
               <w:t>(  )</w:t>
             </w:r>
@@ -2845,7 +4062,7 @@
         </w:tc>
         <w:tc>
           <w:tcPr>
-            <w:tcW w:type="dxa" w:w="432"/>
+            <w:tcW w:type="dxa" w:w="403"/>
           </w:tcPr>
           <w:p>
             <w:pPr>
@@ -2855,7 +4072,7 @@
             <w:r>
               <w:rPr>
                 <w:b w:val="0"/>
-                <w:sz w:val="21"/>
+                <w:sz w:val="17"/>
               </w:rPr>
               <w:t>(  )</w:t>
             </w:r>
@@ -2863,7 +4080,7 @@
         </w:tc>
         <w:tc>
           <w:tcPr>
-            <w:tcW w:type="dxa" w:w="432"/>
+            <w:tcW w:type="dxa" w:w="403"/>
           </w:tcPr>
           <w:p>
             <w:pPr>
@@ -2873,7 +4090,7 @@
             <w:r>
               <w:rPr>
                 <w:b w:val="0"/>
-                <w:sz w:val="21"/>
+                <w:sz w:val="17"/>
               </w:rPr>
               <w:t>(  )</w:t>
             </w:r>
@@ -2881,7 +4098,7 @@
         </w:tc>
         <w:tc>
           <w:tcPr>
-            <w:tcW w:type="dxa" w:w="432"/>
+            <w:tcW w:type="dxa" w:w="403"/>
           </w:tcPr>
           <w:p>
             <w:pPr>
@@ -2891,47 +4108,15 @@
             <w:r>
               <w:rPr>
                 <w:b w:val="0"/>
-                <w:sz w:val="21"/>
+                <w:sz w:val="17"/>
               </w:rPr>
               <w:t>(  )</w:t>
             </w:r>
           </w:p>
         </w:tc>
-      </w:tr>
-      <w:tr>
         <w:tc>
           <w:tcPr>
-            <w:tcW w:type="dxa" w:w="1080"/>
-          </w:tcPr>
-          <w:p>
-            <w:r/>
-            <w:r>
-              <w:rPr>
-                <w:b w:val="0"/>
-                <w:sz w:val="22"/>
-              </w:rPr>
-              <w:t>STAFF3</w:t>
-            </w:r>
-          </w:p>
-        </w:tc>
-        <w:tc>
-          <w:tcPr>
-            <w:tcW w:type="dxa" w:w="5544"/>
-          </w:tcPr>
-          <w:p>
-            <w:r/>
-            <w:r>
-              <w:rPr>
-                <w:b w:val="0"/>
-                <w:sz w:val="22"/>
-              </w:rPr>
-              <w:t>Cán bộ VietinBank hỗ trợ kịp thời, tận tình khi Doanh nghiệp phát sinh vướng mắc liên quan đến bảo lãnh.</w:t>
-            </w:r>
-          </w:p>
-        </w:tc>
-        <w:tc>
-          <w:tcPr>
-            <w:tcW w:type="dxa" w:w="432"/>
+            <w:tcW w:type="dxa" w:w="792"/>
           </w:tcPr>
           <w:p>
             <w:pPr>
@@ -2941,15 +4126,47 @@
             <w:r>
               <w:rPr>
                 <w:b w:val="0"/>
-                <w:sz w:val="21"/>
+                <w:sz w:val="17"/>
               </w:rPr>
-              <w:t>(  )</w:t>
+              <w:t>—</w:t>
+            </w:r>
+          </w:p>
+        </w:tc>
+      </w:tr>
+      <w:tr>
+        <w:tc>
+          <w:tcPr>
+            <w:tcW w:type="dxa" w:w="1037"/>
+          </w:tcPr>
+          <w:p>
+            <w:r/>
+            <w:r>
+              <w:rPr>
+                <w:b w:val="0"/>
+                <w:sz w:val="20"/>
+              </w:rPr>
+              <w:t>STAFF4</w:t>
             </w:r>
           </w:p>
         </w:tc>
         <w:tc>
           <w:tcPr>
-            <w:tcW w:type="dxa" w:w="432"/>
+            <w:tcW w:type="dxa" w:w="5112"/>
+          </w:tcPr>
+          <w:p>
+            <w:r/>
+            <w:r>
+              <w:rPr>
+                <w:b w:val="0"/>
+                <w:sz w:val="20"/>
+              </w:rPr>
+              <w:t>Cán bộ VietinBank phản hồi kịp thời khi Doanh nghiệp có vướng mắc.</w:t>
+            </w:r>
+          </w:p>
+        </w:tc>
+        <w:tc>
+          <w:tcPr>
+            <w:tcW w:type="dxa" w:w="403"/>
           </w:tcPr>
           <w:p>
             <w:pPr>
@@ -2959,7 +4176,7 @@
             <w:r>
               <w:rPr>
                 <w:b w:val="0"/>
-                <w:sz w:val="21"/>
+                <w:sz w:val="17"/>
               </w:rPr>
               <w:t>(  )</w:t>
             </w:r>
@@ -2967,7 +4184,7 @@
         </w:tc>
         <w:tc>
           <w:tcPr>
-            <w:tcW w:type="dxa" w:w="432"/>
+            <w:tcW w:type="dxa" w:w="403"/>
           </w:tcPr>
           <w:p>
             <w:pPr>
@@ -2977,7 +4194,7 @@
             <w:r>
               <w:rPr>
                 <w:b w:val="0"/>
-                <w:sz w:val="21"/>
+                <w:sz w:val="17"/>
               </w:rPr>
               <w:t>(  )</w:t>
             </w:r>
@@ -2985,7 +4202,7 @@
         </w:tc>
         <w:tc>
           <w:tcPr>
-            <w:tcW w:type="dxa" w:w="432"/>
+            <w:tcW w:type="dxa" w:w="403"/>
           </w:tcPr>
           <w:p>
             <w:pPr>
@@ -2995,7 +4212,7 @@
             <w:r>
               <w:rPr>
                 <w:b w:val="0"/>
-                <w:sz w:val="21"/>
+                <w:sz w:val="17"/>
               </w:rPr>
               <w:t>(  )</w:t>
             </w:r>
@@ -3003,7 +4220,7 @@
         </w:tc>
         <w:tc>
           <w:tcPr>
-            <w:tcW w:type="dxa" w:w="432"/>
+            <w:tcW w:type="dxa" w:w="403"/>
           </w:tcPr>
           <w:p>
             <w:pPr>
@@ -3013,67 +4230,15 @@
             <w:r>
               <w:rPr>
                 <w:b w:val="0"/>
-                <w:sz w:val="21"/>
+                <w:sz w:val="17"/>
               </w:rPr>
               <w:t>(  )</w:t>
             </w:r>
           </w:p>
         </w:tc>
-      </w:tr>
-      <w:tr>
         <w:tc>
           <w:tcPr>
-            <w:tcW w:type="dxa" w:w="9359"/>
-            <w:gridSpan w:val="7"/>
-            <w:shd w:val="clear" w:color="auto" w:fill="F2F2F2"/>
-          </w:tcPr>
-          <w:p>
-            <w:r/>
-            <w:r>
-              <w:rPr>
-                <w:b/>
-                <w:color w:val="003366"/>
-                <w:sz w:val="22"/>
-              </w:rPr>
-              <w:t>VII. Chính sách ký quỹ và tài sản bảo đảm (COLL_POLICY)</w:t>
-            </w:r>
-          </w:p>
-        </w:tc>
-      </w:tr>
-      <w:tr>
-        <w:tc>
-          <w:tcPr>
-            <w:tcW w:type="dxa" w:w="1080"/>
-          </w:tcPr>
-          <w:p>
-            <w:r/>
-            <w:r>
-              <w:rPr>
-                <w:b w:val="0"/>
-                <w:sz w:val="22"/>
-              </w:rPr>
-              <w:t>COLL1</w:t>
-            </w:r>
-          </w:p>
-        </w:tc>
-        <w:tc>
-          <w:tcPr>
-            <w:tcW w:type="dxa" w:w="5544"/>
-          </w:tcPr>
-          <w:p>
-            <w:r/>
-            <w:r>
-              <w:rPr>
-                <w:b w:val="0"/>
-                <w:sz w:val="22"/>
-              </w:rPr>
-              <w:t>VietinBank áp dụng tỷ lệ ký quỹ linh hoạt, có chính sách giảm hoặc miễn ký quỹ cho khách hàng đủ điều kiện.</w:t>
-            </w:r>
-          </w:p>
-        </w:tc>
-        <w:tc>
-          <w:tcPr>
-            <w:tcW w:type="dxa" w:w="432"/>
+            <w:tcW w:type="dxa" w:w="403"/>
           </w:tcPr>
           <w:p>
             <w:pPr>
@@ -3083,7 +4248,7 @@
             <w:r>
               <w:rPr>
                 <w:b w:val="0"/>
-                <w:sz w:val="21"/>
+                <w:sz w:val="17"/>
               </w:rPr>
               <w:t>(  )</w:t>
             </w:r>
@@ -3091,7 +4256,7 @@
         </w:tc>
         <w:tc>
           <w:tcPr>
-            <w:tcW w:type="dxa" w:w="432"/>
+            <w:tcW w:type="dxa" w:w="792"/>
           </w:tcPr>
           <w:p>
             <w:pPr>
@@ -3101,15 +4266,67 @@
             <w:r>
               <w:rPr>
                 <w:b w:val="0"/>
+                <w:sz w:val="17"/>
+              </w:rPr>
+              <w:t>—</w:t>
+            </w:r>
+          </w:p>
+        </w:tc>
+      </w:tr>
+      <w:tr>
+        <w:tc>
+          <w:tcPr>
+            <w:tcW w:type="dxa" w:w="9648"/>
+            <w:gridSpan w:val="8"/>
+            <w:shd w:val="clear" w:color="auto" w:fill="F2F2F2"/>
+          </w:tcPr>
+          <w:p>
+            <w:r/>
+            <w:r>
+              <w:rPr>
+                <w:b/>
+                <w:color w:val="003366"/>
                 <w:sz w:val="21"/>
               </w:rPr>
-              <w:t>(  )</w:t>
+              <w:t>VII. Ký quỹ và tài sản bảo đảm   (COLL_POLICY)</w:t>
+            </w:r>
+          </w:p>
+        </w:tc>
+      </w:tr>
+      <w:tr>
+        <w:tc>
+          <w:tcPr>
+            <w:tcW w:type="dxa" w:w="1037"/>
+          </w:tcPr>
+          <w:p>
+            <w:r/>
+            <w:r>
+              <w:rPr>
+                <w:b w:val="0"/>
+                <w:sz w:val="20"/>
+              </w:rPr>
+              <w:t>COLL1</w:t>
             </w:r>
           </w:p>
         </w:tc>
         <w:tc>
           <w:tcPr>
-            <w:tcW w:type="dxa" w:w="432"/>
+            <w:tcW w:type="dxa" w:w="5112"/>
+          </w:tcPr>
+          <w:p>
+            <w:r/>
+            <w:r>
+              <w:rPr>
+                <w:b w:val="0"/>
+                <w:sz w:val="20"/>
+              </w:rPr>
+              <w:t>VietinBank áp dụng tỷ lệ ký quỹ phù hợp với năng lực của Doanh nghiệp.</w:t>
+            </w:r>
+          </w:p>
+        </w:tc>
+        <w:tc>
+          <w:tcPr>
+            <w:tcW w:type="dxa" w:w="403"/>
           </w:tcPr>
           <w:p>
             <w:pPr>
@@ -3119,7 +4336,7 @@
             <w:r>
               <w:rPr>
                 <w:b w:val="0"/>
-                <w:sz w:val="21"/>
+                <w:sz w:val="17"/>
               </w:rPr>
               <w:t>(  )</w:t>
             </w:r>
@@ -3127,7 +4344,7 @@
         </w:tc>
         <w:tc>
           <w:tcPr>
-            <w:tcW w:type="dxa" w:w="432"/>
+            <w:tcW w:type="dxa" w:w="403"/>
           </w:tcPr>
           <w:p>
             <w:pPr>
@@ -3137,7 +4354,7 @@
             <w:r>
               <w:rPr>
                 <w:b w:val="0"/>
-                <w:sz w:val="21"/>
+                <w:sz w:val="17"/>
               </w:rPr>
               <w:t>(  )</w:t>
             </w:r>
@@ -3145,7 +4362,7 @@
         </w:tc>
         <w:tc>
           <w:tcPr>
-            <w:tcW w:type="dxa" w:w="432"/>
+            <w:tcW w:type="dxa" w:w="403"/>
           </w:tcPr>
           <w:p>
             <w:pPr>
@@ -3155,47 +4372,15 @@
             <w:r>
               <w:rPr>
                 <w:b w:val="0"/>
-                <w:sz w:val="21"/>
+                <w:sz w:val="17"/>
               </w:rPr>
               <w:t>(  )</w:t>
             </w:r>
           </w:p>
         </w:tc>
-      </w:tr>
-      <w:tr>
         <w:tc>
           <w:tcPr>
-            <w:tcW w:type="dxa" w:w="1080"/>
-          </w:tcPr>
-          <w:p>
-            <w:r/>
-            <w:r>
-              <w:rPr>
-                <w:b w:val="0"/>
-                <w:sz w:val="22"/>
-              </w:rPr>
-              <w:t>COLL2</w:t>
-            </w:r>
-          </w:p>
-        </w:tc>
-        <w:tc>
-          <w:tcPr>
-            <w:tcW w:type="dxa" w:w="5544"/>
-          </w:tcPr>
-          <w:p>
-            <w:r/>
-            <w:r>
-              <w:rPr>
-                <w:b w:val="0"/>
-                <w:sz w:val="22"/>
-              </w:rPr>
-              <w:t>VietinBank chấp nhận đa dạng loại tài sản bảo đảm (bất động sản, máy móc thiết bị, quyền đòi nợ từ hợp đồng).</w:t>
-            </w:r>
-          </w:p>
-        </w:tc>
-        <w:tc>
-          <w:tcPr>
-            <w:tcW w:type="dxa" w:w="432"/>
+            <w:tcW w:type="dxa" w:w="403"/>
           </w:tcPr>
           <w:p>
             <w:pPr>
@@ -3205,7 +4390,7 @@
             <w:r>
               <w:rPr>
                 <w:b w:val="0"/>
-                <w:sz w:val="21"/>
+                <w:sz w:val="17"/>
               </w:rPr>
               <w:t>(  )</w:t>
             </w:r>
@@ -3213,7 +4398,7 @@
         </w:tc>
         <w:tc>
           <w:tcPr>
-            <w:tcW w:type="dxa" w:w="432"/>
+            <w:tcW w:type="dxa" w:w="403"/>
           </w:tcPr>
           <w:p>
             <w:pPr>
@@ -3223,7 +4408,7 @@
             <w:r>
               <w:rPr>
                 <w:b w:val="0"/>
-                <w:sz w:val="21"/>
+                <w:sz w:val="17"/>
               </w:rPr>
               <w:t>(  )</w:t>
             </w:r>
@@ -3231,7 +4416,7 @@
         </w:tc>
         <w:tc>
           <w:tcPr>
-            <w:tcW w:type="dxa" w:w="432"/>
+            <w:tcW w:type="dxa" w:w="792"/>
           </w:tcPr>
           <w:p>
             <w:pPr>
@@ -3241,15 +4426,47 @@
             <w:r>
               <w:rPr>
                 <w:b w:val="0"/>
-                <w:sz w:val="21"/>
+                <w:sz w:val="17"/>
               </w:rPr>
-              <w:t>(  )</w:t>
+              <w:t>—</w:t>
+            </w:r>
+          </w:p>
+        </w:tc>
+      </w:tr>
+      <w:tr>
+        <w:tc>
+          <w:tcPr>
+            <w:tcW w:type="dxa" w:w="1037"/>
+          </w:tcPr>
+          <w:p>
+            <w:r/>
+            <w:r>
+              <w:rPr>
+                <w:b w:val="0"/>
+                <w:sz w:val="20"/>
+              </w:rPr>
+              <w:t>COLL2</w:t>
             </w:r>
           </w:p>
         </w:tc>
         <w:tc>
           <w:tcPr>
-            <w:tcW w:type="dxa" w:w="432"/>
+            <w:tcW w:type="dxa" w:w="5112"/>
+          </w:tcPr>
+          <w:p>
+            <w:r/>
+            <w:r>
+              <w:rPr>
+                <w:b w:val="0"/>
+                <w:sz w:val="20"/>
+              </w:rPr>
+              <w:t>VietinBank có chính sách giảm hoặc miễn ký quỹ cho khách hàng đủ điều kiện.</w:t>
+            </w:r>
+          </w:p>
+        </w:tc>
+        <w:tc>
+          <w:tcPr>
+            <w:tcW w:type="dxa" w:w="403"/>
           </w:tcPr>
           <w:p>
             <w:pPr>
@@ -3259,7 +4476,7 @@
             <w:r>
               <w:rPr>
                 <w:b w:val="0"/>
-                <w:sz w:val="21"/>
+                <w:sz w:val="17"/>
               </w:rPr>
               <w:t>(  )</w:t>
             </w:r>
@@ -3267,7 +4484,7 @@
         </w:tc>
         <w:tc>
           <w:tcPr>
-            <w:tcW w:type="dxa" w:w="432"/>
+            <w:tcW w:type="dxa" w:w="403"/>
           </w:tcPr>
           <w:p>
             <w:pPr>
@@ -3277,47 +4494,15 @@
             <w:r>
               <w:rPr>
                 <w:b w:val="0"/>
-                <w:sz w:val="21"/>
+                <w:sz w:val="17"/>
               </w:rPr>
               <w:t>(  )</w:t>
             </w:r>
           </w:p>
         </w:tc>
-      </w:tr>
-      <w:tr>
         <w:tc>
           <w:tcPr>
-            <w:tcW w:type="dxa" w:w="1080"/>
-          </w:tcPr>
-          <w:p>
-            <w:r/>
-            <w:r>
-              <w:rPr>
-                <w:b w:val="0"/>
-                <w:sz w:val="22"/>
-              </w:rPr>
-              <w:t>COLL3</w:t>
-            </w:r>
-          </w:p>
-        </w:tc>
-        <w:tc>
-          <w:tcPr>
-            <w:tcW w:type="dxa" w:w="5544"/>
-          </w:tcPr>
-          <w:p>
-            <w:r/>
-            <w:r>
-              <w:rPr>
-                <w:b w:val="0"/>
-                <w:sz w:val="22"/>
-              </w:rPr>
-              <w:t>Thủ tục định giá và nhận tài sản bảo đảm tại VietinBank nhanh gọn, thuận tiện.</w:t>
-            </w:r>
-          </w:p>
-        </w:tc>
-        <w:tc>
-          <w:tcPr>
-            <w:tcW w:type="dxa" w:w="432"/>
+            <w:tcW w:type="dxa" w:w="403"/>
           </w:tcPr>
           <w:p>
             <w:pPr>
@@ -3327,7 +4512,7 @@
             <w:r>
               <w:rPr>
                 <w:b w:val="0"/>
-                <w:sz w:val="21"/>
+                <w:sz w:val="17"/>
               </w:rPr>
               <w:t>(  )</w:t>
             </w:r>
@@ -3335,7 +4520,7 @@
         </w:tc>
         <w:tc>
           <w:tcPr>
-            <w:tcW w:type="dxa" w:w="432"/>
+            <w:tcW w:type="dxa" w:w="403"/>
           </w:tcPr>
           <w:p>
             <w:pPr>
@@ -3345,7 +4530,7 @@
             <w:r>
               <w:rPr>
                 <w:b w:val="0"/>
-                <w:sz w:val="21"/>
+                <w:sz w:val="17"/>
               </w:rPr>
               <w:t>(  )</w:t>
             </w:r>
@@ -3353,7 +4538,7 @@
         </w:tc>
         <w:tc>
           <w:tcPr>
-            <w:tcW w:type="dxa" w:w="432"/>
+            <w:tcW w:type="dxa" w:w="403"/>
           </w:tcPr>
           <w:p>
             <w:pPr>
@@ -3363,7 +4548,7 @@
             <w:r>
               <w:rPr>
                 <w:b w:val="0"/>
-                <w:sz w:val="21"/>
+                <w:sz w:val="17"/>
               </w:rPr>
               <w:t>(  )</w:t>
             </w:r>
@@ -3371,7 +4556,7 @@
         </w:tc>
         <w:tc>
           <w:tcPr>
-            <w:tcW w:type="dxa" w:w="432"/>
+            <w:tcW w:type="dxa" w:w="792"/>
           </w:tcPr>
           <w:p>
             <w:pPr>
@@ -3381,15 +4566,47 @@
             <w:r>
               <w:rPr>
                 <w:b w:val="0"/>
-                <w:sz w:val="21"/>
+                <w:sz w:val="17"/>
               </w:rPr>
-              <w:t>(  )</w:t>
+              <w:t>—</w:t>
+            </w:r>
+          </w:p>
+        </w:tc>
+      </w:tr>
+      <w:tr>
+        <w:tc>
+          <w:tcPr>
+            <w:tcW w:type="dxa" w:w="1037"/>
+          </w:tcPr>
+          <w:p>
+            <w:r/>
+            <w:r>
+              <w:rPr>
+                <w:b w:val="0"/>
+                <w:sz w:val="20"/>
+              </w:rPr>
+              <w:t>COLL3</w:t>
             </w:r>
           </w:p>
         </w:tc>
         <w:tc>
           <w:tcPr>
-            <w:tcW w:type="dxa" w:w="432"/>
+            <w:tcW w:type="dxa" w:w="5112"/>
+          </w:tcPr>
+          <w:p>
+            <w:r/>
+            <w:r>
+              <w:rPr>
+                <w:b w:val="0"/>
+                <w:sz w:val="20"/>
+              </w:rPr>
+              <w:t>VietinBank chấp nhận nhiều loại tài sản bảo đảm khác nhau.</w:t>
+            </w:r>
+          </w:p>
+        </w:tc>
+        <w:tc>
+          <w:tcPr>
+            <w:tcW w:type="dxa" w:w="403"/>
           </w:tcPr>
           <w:p>
             <w:pPr>
@@ -3399,9 +4616,99 @@
             <w:r>
               <w:rPr>
                 <w:b w:val="0"/>
-                <w:sz w:val="21"/>
+                <w:sz w:val="17"/>
               </w:rPr>
               <w:t>(  )</w:t>
+            </w:r>
+          </w:p>
+        </w:tc>
+        <w:tc>
+          <w:tcPr>
+            <w:tcW w:type="dxa" w:w="403"/>
+          </w:tcPr>
+          <w:p>
+            <w:pPr>
+              <w:jc w:val="center"/>
+            </w:pPr>
+            <w:r/>
+            <w:r>
+              <w:rPr>
+                <w:b w:val="0"/>
+                <w:sz w:val="17"/>
+              </w:rPr>
+              <w:t>(  )</w:t>
+            </w:r>
+          </w:p>
+        </w:tc>
+        <w:tc>
+          <w:tcPr>
+            <w:tcW w:type="dxa" w:w="403"/>
+          </w:tcPr>
+          <w:p>
+            <w:pPr>
+              <w:jc w:val="center"/>
+            </w:pPr>
+            <w:r/>
+            <w:r>
+              <w:rPr>
+                <w:b w:val="0"/>
+                <w:sz w:val="17"/>
+              </w:rPr>
+              <w:t>(  )</w:t>
+            </w:r>
+          </w:p>
+        </w:tc>
+        <w:tc>
+          <w:tcPr>
+            <w:tcW w:type="dxa" w:w="403"/>
+          </w:tcPr>
+          <w:p>
+            <w:pPr>
+              <w:jc w:val="center"/>
+            </w:pPr>
+            <w:r/>
+            <w:r>
+              <w:rPr>
+                <w:b w:val="0"/>
+                <w:sz w:val="17"/>
+              </w:rPr>
+              <w:t>(  )</w:t>
+            </w:r>
+          </w:p>
+        </w:tc>
+        <w:tc>
+          <w:tcPr>
+            <w:tcW w:type="dxa" w:w="403"/>
+          </w:tcPr>
+          <w:p>
+            <w:pPr>
+              <w:jc w:val="center"/>
+            </w:pPr>
+            <w:r/>
+            <w:r>
+              <w:rPr>
+                <w:b w:val="0"/>
+                <w:sz w:val="17"/>
+              </w:rPr>
+              <w:t>(  )</w:t>
+            </w:r>
+          </w:p>
+        </w:tc>
+        <w:tc>
+          <w:tcPr>
+            <w:tcW w:type="dxa" w:w="792"/>
+          </w:tcPr>
+          <w:p>
+            <w:pPr>
+              <w:jc w:val="center"/>
+            </w:pPr>
+            <w:r/>
+            <w:r>
+              <w:rPr>
+                <w:b w:val="0"/>
+                <w:sz w:val="17"/>
+              </w:rPr>
+              <w:t>—</w:t>
             </w:r>
           </w:p>
         </w:tc>
@@ -3409,8 +4716,148 @@
       <w:tr>
         <w:tc>
           <w:tcPr>
-            <w:tcW w:type="dxa" w:w="9359"/>
-            <w:gridSpan w:val="7"/>
+            <w:tcW w:type="dxa" w:w="1037"/>
+          </w:tcPr>
+          <w:p>
+            <w:r/>
+            <w:r>
+              <w:rPr>
+                <w:b w:val="0"/>
+                <w:sz w:val="20"/>
+              </w:rPr>
+              <w:t>COLL4</w:t>
+            </w:r>
+          </w:p>
+        </w:tc>
+        <w:tc>
+          <w:tcPr>
+            <w:tcW w:type="dxa" w:w="5112"/>
+          </w:tcPr>
+          <w:p>
+            <w:r/>
+            <w:r>
+              <w:rPr>
+                <w:b w:val="0"/>
+                <w:sz w:val="20"/>
+              </w:rPr>
+              <w:t>Thủ tục định giá và nhận tài sản bảo đảm tại VietinBank nhanh gọn.</w:t>
+            </w:r>
+          </w:p>
+        </w:tc>
+        <w:tc>
+          <w:tcPr>
+            <w:tcW w:type="dxa" w:w="403"/>
+          </w:tcPr>
+          <w:p>
+            <w:pPr>
+              <w:jc w:val="center"/>
+            </w:pPr>
+            <w:r/>
+            <w:r>
+              <w:rPr>
+                <w:b w:val="0"/>
+                <w:sz w:val="17"/>
+              </w:rPr>
+              <w:t>(  )</w:t>
+            </w:r>
+          </w:p>
+        </w:tc>
+        <w:tc>
+          <w:tcPr>
+            <w:tcW w:type="dxa" w:w="403"/>
+          </w:tcPr>
+          <w:p>
+            <w:pPr>
+              <w:jc w:val="center"/>
+            </w:pPr>
+            <w:r/>
+            <w:r>
+              <w:rPr>
+                <w:b w:val="0"/>
+                <w:sz w:val="17"/>
+              </w:rPr>
+              <w:t>(  )</w:t>
+            </w:r>
+          </w:p>
+        </w:tc>
+        <w:tc>
+          <w:tcPr>
+            <w:tcW w:type="dxa" w:w="403"/>
+          </w:tcPr>
+          <w:p>
+            <w:pPr>
+              <w:jc w:val="center"/>
+            </w:pPr>
+            <w:r/>
+            <w:r>
+              <w:rPr>
+                <w:b w:val="0"/>
+                <w:sz w:val="17"/>
+              </w:rPr>
+              <w:t>(  )</w:t>
+            </w:r>
+          </w:p>
+        </w:tc>
+        <w:tc>
+          <w:tcPr>
+            <w:tcW w:type="dxa" w:w="403"/>
+          </w:tcPr>
+          <w:p>
+            <w:pPr>
+              <w:jc w:val="center"/>
+            </w:pPr>
+            <w:r/>
+            <w:r>
+              <w:rPr>
+                <w:b w:val="0"/>
+                <w:sz w:val="17"/>
+              </w:rPr>
+              <w:t>(  )</w:t>
+            </w:r>
+          </w:p>
+        </w:tc>
+        <w:tc>
+          <w:tcPr>
+            <w:tcW w:type="dxa" w:w="403"/>
+          </w:tcPr>
+          <w:p>
+            <w:pPr>
+              <w:jc w:val="center"/>
+            </w:pPr>
+            <w:r/>
+            <w:r>
+              <w:rPr>
+                <w:b w:val="0"/>
+                <w:sz w:val="17"/>
+              </w:rPr>
+              <w:t>(  )</w:t>
+            </w:r>
+          </w:p>
+        </w:tc>
+        <w:tc>
+          <w:tcPr>
+            <w:tcW w:type="dxa" w:w="792"/>
+          </w:tcPr>
+          <w:p>
+            <w:pPr>
+              <w:jc w:val="center"/>
+            </w:pPr>
+            <w:r/>
+            <w:r>
+              <w:rPr>
+                <w:b w:val="0"/>
+                <w:sz w:val="17"/>
+              </w:rPr>
+              <w:t>—</w:t>
+            </w:r>
+          </w:p>
+        </w:tc>
+      </w:tr>
+      <w:tr>
+        <w:tc>
+          <w:tcPr>
+            <w:tcW w:type="dxa" w:w="9648"/>
+            <w:gridSpan w:val="8"/>
             <w:shd w:val="clear" w:color="auto" w:fill="D9D9D9"/>
           </w:tcPr>
           <w:p>
@@ -3419,9 +4866,9 @@
               <w:rPr>
                 <w:b/>
                 <w:color w:val="003366"/>
-                <w:sz w:val="22"/>
+                <w:sz w:val="21"/>
               </w:rPr>
-              <w:t>VIII. MỨC ĐỘ ƯU TIÊN LỰA CHỌN VIETINBANK (BIẾN PHỤ THUỘC — DEC)</w:t>
+              <w:t>VIII. Mức độ ưu tiên lựa chọn VietinBank   (DEC)</w:t>
             </w:r>
           </w:p>
         </w:tc>
@@ -3429,8 +4876,8 @@
       <w:tr>
         <w:tc>
           <w:tcPr>
-            <w:tcW w:type="dxa" w:w="9359"/>
-            <w:gridSpan w:val="7"/>
+            <w:tcW w:type="dxa" w:w="9648"/>
+            <w:gridSpan w:val="8"/>
             <w:shd w:val="clear" w:color="auto" w:fill="F2F2F2"/>
           </w:tcPr>
           <w:p>
@@ -3439,7 +4886,7 @@
               <w:rPr>
                 <w:b/>
                 <w:color w:val="003366"/>
-                <w:sz w:val="22"/>
+                <w:sz w:val="21"/>
               </w:rPr>
               <w:t>So sánh với các ngân hàng khác mà Doanh nghiệp đã hoặc đang cân nhắc sử dụng dịch vụ bảo lãnh:</w:t>
             </w:r>
@@ -3449,14 +4896,14 @@
       <w:tr>
         <w:tc>
           <w:tcPr>
-            <w:tcW w:type="dxa" w:w="1080"/>
+            <w:tcW w:type="dxa" w:w="1037"/>
           </w:tcPr>
           <w:p>
             <w:r/>
             <w:r>
               <w:rPr>
                 <w:b w:val="0"/>
-                <w:sz w:val="22"/>
+                <w:sz w:val="20"/>
               </w:rPr>
               <w:t>DEC1</w:t>
             </w:r>
@@ -3464,14 +4911,14 @@
         </w:tc>
         <w:tc>
           <w:tcPr>
-            <w:tcW w:type="dxa" w:w="5544"/>
+            <w:tcW w:type="dxa" w:w="5112"/>
           </w:tcPr>
           <w:p>
             <w:r/>
             <w:r>
               <w:rPr>
                 <w:b w:val="0"/>
-                <w:sz w:val="22"/>
+                <w:sz w:val="20"/>
               </w:rPr>
               <w:t>Khi phát sinh nhu cầu bảo lãnh, Doanh nghiệp ưu tiên lựa chọn VietinBank trước các ngân hàng khác.</w:t>
             </w:r>
@@ -3479,7 +4926,7 @@
         </w:tc>
         <w:tc>
           <w:tcPr>
-            <w:tcW w:type="dxa" w:w="432"/>
+            <w:tcW w:type="dxa" w:w="403"/>
           </w:tcPr>
           <w:p>
             <w:pPr>
@@ -3489,7 +4936,7 @@
             <w:r>
               <w:rPr>
                 <w:b w:val="0"/>
-                <w:sz w:val="21"/>
+                <w:sz w:val="17"/>
               </w:rPr>
               <w:t>(  )</w:t>
             </w:r>
@@ -3497,7 +4944,7 @@
         </w:tc>
         <w:tc>
           <w:tcPr>
-            <w:tcW w:type="dxa" w:w="432"/>
+            <w:tcW w:type="dxa" w:w="403"/>
           </w:tcPr>
           <w:p>
             <w:pPr>
@@ -3507,7 +4954,7 @@
             <w:r>
               <w:rPr>
                 <w:b w:val="0"/>
-                <w:sz w:val="21"/>
+                <w:sz w:val="17"/>
               </w:rPr>
               <w:t>(  )</w:t>
             </w:r>
@@ -3515,7 +4962,7 @@
         </w:tc>
         <w:tc>
           <w:tcPr>
-            <w:tcW w:type="dxa" w:w="432"/>
+            <w:tcW w:type="dxa" w:w="403"/>
           </w:tcPr>
           <w:p>
             <w:pPr>
@@ -3525,7 +4972,7 @@
             <w:r>
               <w:rPr>
                 <w:b w:val="0"/>
-                <w:sz w:val="21"/>
+                <w:sz w:val="17"/>
               </w:rPr>
               <w:t>(  )</w:t>
             </w:r>
@@ -3533,7 +4980,7 @@
         </w:tc>
         <w:tc>
           <w:tcPr>
-            <w:tcW w:type="dxa" w:w="432"/>
+            <w:tcW w:type="dxa" w:w="403"/>
           </w:tcPr>
           <w:p>
             <w:pPr>
@@ -3543,7 +4990,7 @@
             <w:r>
               <w:rPr>
                 <w:b w:val="0"/>
-                <w:sz w:val="21"/>
+                <w:sz w:val="17"/>
               </w:rPr>
               <w:t>(  )</w:t>
             </w:r>
@@ -3551,7 +4998,7 @@
         </w:tc>
         <w:tc>
           <w:tcPr>
-            <w:tcW w:type="dxa" w:w="432"/>
+            <w:tcW w:type="dxa" w:w="403"/>
           </w:tcPr>
           <w:p>
             <w:pPr>
@@ -3561,47 +5008,15 @@
             <w:r>
               <w:rPr>
                 <w:b w:val="0"/>
-                <w:sz w:val="21"/>
+                <w:sz w:val="17"/>
               </w:rPr>
               <w:t>(  )</w:t>
             </w:r>
           </w:p>
         </w:tc>
-      </w:tr>
-      <w:tr>
         <w:tc>
           <w:tcPr>
-            <w:tcW w:type="dxa" w:w="1080"/>
-          </w:tcPr>
-          <w:p>
-            <w:r/>
-            <w:r>
-              <w:rPr>
-                <w:b w:val="0"/>
-                <w:sz w:val="22"/>
-              </w:rPr>
-              <w:t>DEC2</w:t>
-            </w:r>
-          </w:p>
-        </w:tc>
-        <w:tc>
-          <w:tcPr>
-            <w:tcW w:type="dxa" w:w="5544"/>
-          </w:tcPr>
-          <w:p>
-            <w:r/>
-            <w:r>
-              <w:rPr>
-                <w:b w:val="0"/>
-                <w:sz w:val="22"/>
-              </w:rPr>
-              <w:t>Doanh nghiệp dành phần lớn giá trị và số lượng thư bảo lãnh của mình cho VietinBank thay vì các ngân hàng khác.</w:t>
-            </w:r>
-          </w:p>
-        </w:tc>
-        <w:tc>
-          <w:tcPr>
-            <w:tcW w:type="dxa" w:w="432"/>
+            <w:tcW w:type="dxa" w:w="792"/>
           </w:tcPr>
           <w:p>
             <w:pPr>
@@ -3611,15 +5026,47 @@
             <w:r>
               <w:rPr>
                 <w:b w:val="0"/>
-                <w:sz w:val="21"/>
+                <w:sz w:val="17"/>
               </w:rPr>
-              <w:t>(  )</w:t>
+              <w:t>—</w:t>
+            </w:r>
+          </w:p>
+        </w:tc>
+      </w:tr>
+      <w:tr>
+        <w:tc>
+          <w:tcPr>
+            <w:tcW w:type="dxa" w:w="1037"/>
+          </w:tcPr>
+          <w:p>
+            <w:r/>
+            <w:r>
+              <w:rPr>
+                <w:b w:val="0"/>
+                <w:sz w:val="20"/>
+              </w:rPr>
+              <w:t>DEC2</w:t>
             </w:r>
           </w:p>
         </w:tc>
         <w:tc>
           <w:tcPr>
-            <w:tcW w:type="dxa" w:w="432"/>
+            <w:tcW w:type="dxa" w:w="5112"/>
+          </w:tcPr>
+          <w:p>
+            <w:r/>
+            <w:r>
+              <w:rPr>
+                <w:b w:val="0"/>
+                <w:sz w:val="20"/>
+              </w:rPr>
+              <w:t>Doanh nghiệp dành phần lớn giá trị bảo lãnh của mình cho VietinBank thay vì các ngân hàng khác.</w:t>
+            </w:r>
+          </w:p>
+        </w:tc>
+        <w:tc>
+          <w:tcPr>
+            <w:tcW w:type="dxa" w:w="403"/>
           </w:tcPr>
           <w:p>
             <w:pPr>
@@ -3629,7 +5076,7 @@
             <w:r>
               <w:rPr>
                 <w:b w:val="0"/>
-                <w:sz w:val="21"/>
+                <w:sz w:val="17"/>
               </w:rPr>
               <w:t>(  )</w:t>
             </w:r>
@@ -3637,7 +5084,7 @@
         </w:tc>
         <w:tc>
           <w:tcPr>
-            <w:tcW w:type="dxa" w:w="432"/>
+            <w:tcW w:type="dxa" w:w="403"/>
           </w:tcPr>
           <w:p>
             <w:pPr>
@@ -3647,7 +5094,7 @@
             <w:r>
               <w:rPr>
                 <w:b w:val="0"/>
-                <w:sz w:val="21"/>
+                <w:sz w:val="17"/>
               </w:rPr>
               <w:t>(  )</w:t>
             </w:r>
@@ -3655,7 +5102,7 @@
         </w:tc>
         <w:tc>
           <w:tcPr>
-            <w:tcW w:type="dxa" w:w="432"/>
+            <w:tcW w:type="dxa" w:w="403"/>
           </w:tcPr>
           <w:p>
             <w:pPr>
@@ -3665,7 +5112,7 @@
             <w:r>
               <w:rPr>
                 <w:b w:val="0"/>
-                <w:sz w:val="21"/>
+                <w:sz w:val="17"/>
               </w:rPr>
               <w:t>(  )</w:t>
             </w:r>
@@ -3673,7 +5120,7 @@
         </w:tc>
         <w:tc>
           <w:tcPr>
-            <w:tcW w:type="dxa" w:w="432"/>
+            <w:tcW w:type="dxa" w:w="403"/>
           </w:tcPr>
           <w:p>
             <w:pPr>
@@ -3683,47 +5130,15 @@
             <w:r>
               <w:rPr>
                 <w:b w:val="0"/>
-                <w:sz w:val="21"/>
+                <w:sz w:val="17"/>
               </w:rPr>
               <w:t>(  )</w:t>
             </w:r>
           </w:p>
         </w:tc>
-      </w:tr>
-      <w:tr>
         <w:tc>
           <w:tcPr>
-            <w:tcW w:type="dxa" w:w="1080"/>
-          </w:tcPr>
-          <w:p>
-            <w:r/>
-            <w:r>
-              <w:rPr>
-                <w:b w:val="0"/>
-                <w:sz w:val="22"/>
-              </w:rPr>
-              <w:t>DEC3</w:t>
-            </w:r>
-          </w:p>
-        </w:tc>
-        <w:tc>
-          <w:tcPr>
-            <w:tcW w:type="dxa" w:w="5544"/>
-          </w:tcPr>
-          <w:p>
-            <w:r/>
-            <w:r>
-              <w:rPr>
-                <w:b w:val="0"/>
-                <w:sz w:val="22"/>
-              </w:rPr>
-              <w:t>Trong các gói thầu và hợp đồng sắp tới, Doanh nghiệp dự định tiếp tục chọn VietinBank thay vì chuyển sang ngân hàng khác.</w:t>
-            </w:r>
-          </w:p>
-        </w:tc>
-        <w:tc>
-          <w:tcPr>
-            <w:tcW w:type="dxa" w:w="432"/>
+            <w:tcW w:type="dxa" w:w="403"/>
           </w:tcPr>
           <w:p>
             <w:pPr>
@@ -3733,7 +5148,7 @@
             <w:r>
               <w:rPr>
                 <w:b w:val="0"/>
-                <w:sz w:val="21"/>
+                <w:sz w:val="17"/>
               </w:rPr>
               <w:t>(  )</w:t>
             </w:r>
@@ -3741,7 +5156,7 @@
         </w:tc>
         <w:tc>
           <w:tcPr>
-            <w:tcW w:type="dxa" w:w="432"/>
+            <w:tcW w:type="dxa" w:w="792"/>
           </w:tcPr>
           <w:p>
             <w:pPr>
@@ -3751,15 +5166,47 @@
             <w:r>
               <w:rPr>
                 <w:b w:val="0"/>
-                <w:sz w:val="21"/>
+                <w:sz w:val="17"/>
               </w:rPr>
-              <w:t>(  )</w:t>
+              <w:t>—</w:t>
+            </w:r>
+          </w:p>
+        </w:tc>
+      </w:tr>
+      <w:tr>
+        <w:tc>
+          <w:tcPr>
+            <w:tcW w:type="dxa" w:w="1037"/>
+          </w:tcPr>
+          <w:p>
+            <w:r/>
+            <w:r>
+              <w:rPr>
+                <w:b w:val="0"/>
+                <w:sz w:val="20"/>
+              </w:rPr>
+              <w:t>DEC3</w:t>
             </w:r>
           </w:p>
         </w:tc>
         <w:tc>
           <w:tcPr>
-            <w:tcW w:type="dxa" w:w="432"/>
+            <w:tcW w:type="dxa" w:w="5112"/>
+          </w:tcPr>
+          <w:p>
+            <w:r/>
+            <w:r>
+              <w:rPr>
+                <w:b w:val="0"/>
+                <w:sz w:val="20"/>
+              </w:rPr>
+              <w:t>Trong các gói thầu và hợp đồng sắp tới, Doanh nghiệp dự định tiếp tục chọn VietinBank.</w:t>
+            </w:r>
+          </w:p>
+        </w:tc>
+        <w:tc>
+          <w:tcPr>
+            <w:tcW w:type="dxa" w:w="403"/>
           </w:tcPr>
           <w:p>
             <w:pPr>
@@ -3769,7 +5216,7 @@
             <w:r>
               <w:rPr>
                 <w:b w:val="0"/>
-                <w:sz w:val="21"/>
+                <w:sz w:val="17"/>
               </w:rPr>
               <w:t>(  )</w:t>
             </w:r>
@@ -3777,7 +5224,7 @@
         </w:tc>
         <w:tc>
           <w:tcPr>
-            <w:tcW w:type="dxa" w:w="432"/>
+            <w:tcW w:type="dxa" w:w="403"/>
           </w:tcPr>
           <w:p>
             <w:pPr>
@@ -3787,7 +5234,7 @@
             <w:r>
               <w:rPr>
                 <w:b w:val="0"/>
-                <w:sz w:val="21"/>
+                <w:sz w:val="17"/>
               </w:rPr>
               <w:t>(  )</w:t>
             </w:r>
@@ -3795,7 +5242,7 @@
         </w:tc>
         <w:tc>
           <w:tcPr>
-            <w:tcW w:type="dxa" w:w="432"/>
+            <w:tcW w:type="dxa" w:w="403"/>
           </w:tcPr>
           <w:p>
             <w:pPr>
@@ -3805,47 +5252,15 @@
             <w:r>
               <w:rPr>
                 <w:b w:val="0"/>
-                <w:sz w:val="21"/>
+                <w:sz w:val="17"/>
               </w:rPr>
               <w:t>(  )</w:t>
             </w:r>
           </w:p>
         </w:tc>
-      </w:tr>
-      <w:tr>
         <w:tc>
           <w:tcPr>
-            <w:tcW w:type="dxa" w:w="1080"/>
-          </w:tcPr>
-          <w:p>
-            <w:r/>
-            <w:r>
-              <w:rPr>
-                <w:b w:val="0"/>
-                <w:sz w:val="22"/>
-              </w:rPr>
-              <w:t>DEC4</w:t>
-            </w:r>
-          </w:p>
-        </w:tc>
-        <w:tc>
-          <w:tcPr>
-            <w:tcW w:type="dxa" w:w="5544"/>
-          </w:tcPr>
-          <w:p>
-            <w:r/>
-            <w:r>
-              <w:rPr>
-                <w:b w:val="0"/>
-                <w:sz w:val="22"/>
-              </w:rPr>
-              <w:t>Doanh nghiệp sẵn sàng giới thiệu VietinBank cho đối tác, nhà thầu liên danh như ngân hàng phát hành bảo lãnh tốt nhất.</w:t>
-            </w:r>
-          </w:p>
-        </w:tc>
-        <w:tc>
-          <w:tcPr>
-            <w:tcW w:type="dxa" w:w="432"/>
+            <w:tcW w:type="dxa" w:w="403"/>
           </w:tcPr>
           <w:p>
             <w:pPr>
@@ -3855,7 +5270,7 @@
             <w:r>
               <w:rPr>
                 <w:b w:val="0"/>
-                <w:sz w:val="21"/>
+                <w:sz w:val="17"/>
               </w:rPr>
               <w:t>(  )</w:t>
             </w:r>
@@ -3863,7 +5278,7 @@
         </w:tc>
         <w:tc>
           <w:tcPr>
-            <w:tcW w:type="dxa" w:w="432"/>
+            <w:tcW w:type="dxa" w:w="403"/>
           </w:tcPr>
           <w:p>
             <w:pPr>
@@ -3873,7 +5288,7 @@
             <w:r>
               <w:rPr>
                 <w:b w:val="0"/>
-                <w:sz w:val="21"/>
+                <w:sz w:val="17"/>
               </w:rPr>
               <w:t>(  )</w:t>
             </w:r>
@@ -3881,7 +5296,7 @@
         </w:tc>
         <w:tc>
           <w:tcPr>
-            <w:tcW w:type="dxa" w:w="432"/>
+            <w:tcW w:type="dxa" w:w="792"/>
           </w:tcPr>
           <w:p>
             <w:pPr>
@@ -3891,15 +5306,47 @@
             <w:r>
               <w:rPr>
                 <w:b w:val="0"/>
-                <w:sz w:val="21"/>
+                <w:sz w:val="17"/>
               </w:rPr>
-              <w:t>(  )</w:t>
+              <w:t>—</w:t>
+            </w:r>
+          </w:p>
+        </w:tc>
+      </w:tr>
+      <w:tr>
+        <w:tc>
+          <w:tcPr>
+            <w:tcW w:type="dxa" w:w="1037"/>
+          </w:tcPr>
+          <w:p>
+            <w:r/>
+            <w:r>
+              <w:rPr>
+                <w:b w:val="0"/>
+                <w:sz w:val="20"/>
+              </w:rPr>
+              <w:t>DEC4</w:t>
             </w:r>
           </w:p>
         </w:tc>
         <w:tc>
           <w:tcPr>
-            <w:tcW w:type="dxa" w:w="432"/>
+            <w:tcW w:type="dxa" w:w="5112"/>
+          </w:tcPr>
+          <w:p>
+            <w:r/>
+            <w:r>
+              <w:rPr>
+                <w:b w:val="0"/>
+                <w:sz w:val="20"/>
+              </w:rPr>
+              <w:t>Doanh nghiệp sẵn sàng giới thiệu VietinBank cho đối tác như ngân hàng phát hành bảo lãnh tốt nhất.</w:t>
+            </w:r>
+          </w:p>
+        </w:tc>
+        <w:tc>
+          <w:tcPr>
+            <w:tcW w:type="dxa" w:w="403"/>
           </w:tcPr>
           <w:p>
             <w:pPr>
@@ -3909,7 +5356,7 @@
             <w:r>
               <w:rPr>
                 <w:b w:val="0"/>
-                <w:sz w:val="21"/>
+                <w:sz w:val="17"/>
               </w:rPr>
               <w:t>(  )</w:t>
             </w:r>
@@ -3917,7 +5364,7 @@
         </w:tc>
         <w:tc>
           <w:tcPr>
-            <w:tcW w:type="dxa" w:w="432"/>
+            <w:tcW w:type="dxa" w:w="403"/>
           </w:tcPr>
           <w:p>
             <w:pPr>
@@ -3927,14 +5374,179 @@
             <w:r>
               <w:rPr>
                 <w:b w:val="0"/>
-                <w:sz w:val="21"/>
+                <w:sz w:val="17"/>
               </w:rPr>
               <w:t>(  )</w:t>
             </w:r>
           </w:p>
         </w:tc>
+        <w:tc>
+          <w:tcPr>
+            <w:tcW w:type="dxa" w:w="403"/>
+          </w:tcPr>
+          <w:p>
+            <w:pPr>
+              <w:jc w:val="center"/>
+            </w:pPr>
+            <w:r/>
+            <w:r>
+              <w:rPr>
+                <w:b w:val="0"/>
+                <w:sz w:val="17"/>
+              </w:rPr>
+              <w:t>(  )</w:t>
+            </w:r>
+          </w:p>
+        </w:tc>
+        <w:tc>
+          <w:tcPr>
+            <w:tcW w:type="dxa" w:w="403"/>
+          </w:tcPr>
+          <w:p>
+            <w:pPr>
+              <w:jc w:val="center"/>
+            </w:pPr>
+            <w:r/>
+            <w:r>
+              <w:rPr>
+                <w:b w:val="0"/>
+                <w:sz w:val="17"/>
+              </w:rPr>
+              <w:t>(  )</w:t>
+            </w:r>
+          </w:p>
+        </w:tc>
+        <w:tc>
+          <w:tcPr>
+            <w:tcW w:type="dxa" w:w="403"/>
+          </w:tcPr>
+          <w:p>
+            <w:pPr>
+              <w:jc w:val="center"/>
+            </w:pPr>
+            <w:r/>
+            <w:r>
+              <w:rPr>
+                <w:b w:val="0"/>
+                <w:sz w:val="17"/>
+              </w:rPr>
+              <w:t>(  )</w:t>
+            </w:r>
+          </w:p>
+        </w:tc>
+        <w:tc>
+          <w:tcPr>
+            <w:tcW w:type="dxa" w:w="792"/>
+          </w:tcPr>
+          <w:p>
+            <w:pPr>
+              <w:jc w:val="center"/>
+            </w:pPr>
+            <w:r/>
+            <w:r>
+              <w:rPr>
+                <w:b w:val="0"/>
+                <w:sz w:val="17"/>
+              </w:rPr>
+              <w:t>—</w:t>
+            </w:r>
+          </w:p>
+        </w:tc>
       </w:tr>
     </w:tbl>
+    <w:p>
+      <w:pPr>
+        <w:spacing w:after="200"/>
+        <w:jc w:val="both"/>
+      </w:pPr>
+      <w:r>
+        <w:rPr>
+          <w:b w:val="0"/>
+          <w:i/>
+          <w:sz w:val="19"/>
+        </w:rPr>
+        <w:t>Ghi chú: cột “Chưa dùng” chỉ áp dụng cho nhóm III (bảo lãnh điện tử eFAST). Nếu Doanh nghiệp chưa từng sử dụng kênh này, đề nghị đánh dấu vào cột đó thay vì chọn điểm 1–5.</w:t>
+      </w:r>
+    </w:p>
+    <w:p>
+      <w:pPr>
+        <w:spacing w:after="80"/>
+      </w:pPr>
+      <w:r>
+        <w:rPr>
+          <w:b/>
+          <w:i w:val="0"/>
+          <w:color w:val="003366"/>
+          <w:sz w:val="24"/>
+        </w:rPr>
+        <w:t>PHẦN D: TỶ TRỌNG GIAO DỊCH</w:t>
+      </w:r>
+    </w:p>
+    <w:p>
+      <w:pPr>
+        <w:spacing w:after="40"/>
+      </w:pPr>
+      <w:r>
+        <w:rPr>
+          <w:b/>
+          <w:i w:val="0"/>
+          <w:sz w:val="22"/>
+        </w:rPr>
+        <w:t>V1. Ước tính trong 12 tháng qua, VietinBank chiếm khoảng bao nhiêu phần trăm tổng giá trị bảo lãnh của Doanh nghiệp?</w:t>
+      </w:r>
+    </w:p>
+    <w:p>
+      <w:pPr>
+        <w:spacing w:after="20"/>
+      </w:pPr>
+      <w:r>
+        <w:rPr>
+          <w:b w:val="0"/>
+          <w:i w:val="0"/>
+          <w:sz w:val="22"/>
+        </w:rPr>
+        <w:t xml:space="preserve">      [   ]   Dưới 25%</w:t>
+      </w:r>
+    </w:p>
+    <w:p>
+      <w:pPr>
+        <w:spacing w:after="20"/>
+      </w:pPr>
+      <w:r>
+        <w:rPr>
+          <w:b w:val="0"/>
+          <w:i w:val="0"/>
+          <w:sz w:val="22"/>
+        </w:rPr>
+        <w:t xml:space="preserve">      [   ]   Từ 25% đến 50%</w:t>
+      </w:r>
+    </w:p>
+    <w:p>
+      <w:pPr>
+        <w:spacing w:after="20"/>
+      </w:pPr>
+      <w:r>
+        <w:rPr>
+          <w:b w:val="0"/>
+          <w:i w:val="0"/>
+          <w:sz w:val="22"/>
+        </w:rPr>
+        <w:t xml:space="preserve">      [   ]   Trên 50% đến 75%</w:t>
+      </w:r>
+    </w:p>
+    <w:p>
+      <w:pPr>
+        <w:spacing w:after="20"/>
+      </w:pPr>
+      <w:r>
+        <w:rPr>
+          <w:b w:val="0"/>
+          <w:i w:val="0"/>
+          <w:sz w:val="22"/>
+        </w:rPr>
+        <w:t xml:space="preserve">      [   ]   Trên 75%</w:t>
+      </w:r>
+    </w:p>
     <w:p/>
     <w:p>
       <w:pPr>
@@ -3946,14 +5558,14 @@
           <w:b/>
           <w:i w:val="0"/>
           <w:color w:val="003366"/>
-          <w:sz w:val="24"/>
+          <w:sz w:val="23"/>
         </w:rPr>
         <w:t>XIN CHÂN THÀNH CẢM ƠN QUÝ DOANH NGHIỆP ĐÃ HOÀN THÀNH PHIẾU KHẢO SÁT!</w:t>
       </w:r>
     </w:p>
     <w:sectPr>
       <w:pgSz w:w="12240" w:h="15840"/>
-      <w:pgMar w:top="1440" w:right="1440" w:bottom="1440" w:left="1440" w:header="720" w:footer="720" w:gutter="0"/>
+      <w:pgMar w:top="1296" w:right="1296" w:bottom="1296" w:left="1296" w:header="720" w:footer="720" w:gutter="0"/>
       <w:cols w:space="720"/>
       <w:docGrid w:linePitch="360"/>
     </w:sectPr>
@@ -4326,7 +5938,7 @@
     <w:rsid w:val="00FC693F"/>
     <w:rPr>
       <w:rFonts w:ascii="Times New Roman" w:hAnsi="Times New Roman" w:eastAsia="Times New Roman"/>
-      <w:sz w:val="23"/>
+      <w:sz w:val="22"/>
     </w:rPr>
   </w:style>
   <w:style w:type="paragraph" w:styleId="Header">
